--- a/pacman/Práctica 9 – Sobrecarga de Métodos y Operadores en.docx
+++ b/pacman/Práctica 9 – Sobrecarga de Métodos y Operadores en.docx
@@ -28,7 +28,10 @@
       </w:r>
     </w:p>
     <w:p/>
-    <w:p/>
+    <w:p>
+      <w:bookmarkStart w:id="0" w:name="_GoBack"/>
+      <w:bookmarkEnd w:id="0"/>
+    </w:p>
     <w:p>
       <w:pPr>
         <w:jc w:val="center"/>
@@ -644,8 +647,6 @@
         <w:widowControl/>
         <w:suppressLineNumbers w:val="0"/>
         <w:jc w:val="left"/>
-      </w:pPr>
-      <w:r>
         <w:rPr>
           <w:rFonts w:hint="default" w:ascii="Helvetica" w:hAnsi="Helvetica" w:eastAsia="Helvetica" w:cs="Helvetica"/>
           <w:color w:val="000000"/>
@@ -654,8 +655,1532 @@
           <w:szCs w:val="20"/>
           <w:lang w:val="en-US" w:eastAsia="zh-CN" w:bidi="ar"/>
         </w:rPr>
+      </w:pPr>
+      <w:r>
+        <w:rPr>
+          <w:rFonts w:hint="default" w:ascii="Helvetica" w:hAnsi="Helvetica" w:eastAsia="Helvetica" w:cs="Helvetica"/>
+          <w:color w:val="000000"/>
+          <w:kern w:val="0"/>
+          <w:sz w:val="20"/>
+          <w:szCs w:val="20"/>
+          <w:lang w:val="en-US" w:eastAsia="zh-CN" w:bidi="ar"/>
+        </w:rPr>
         <w:t>redefinirse para trabajar con objetos.</w:t>
       </w:r>
+    </w:p>
+    <w:p>
+      <w:pPr>
+        <w:keepNext w:val="0"/>
+        <w:keepLines w:val="0"/>
+        <w:widowControl/>
+        <w:suppressLineNumbers w:val="0"/>
+        <w:jc w:val="left"/>
+        <w:rPr>
+          <w:rFonts w:hint="default" w:ascii="Helvetica" w:hAnsi="Helvetica" w:eastAsia="Helvetica" w:cs="Helvetica"/>
+          <w:color w:val="000000"/>
+          <w:kern w:val="0"/>
+          <w:sz w:val="20"/>
+          <w:szCs w:val="20"/>
+          <w:lang w:val="en-US" w:eastAsia="zh-CN" w:bidi="ar"/>
+        </w:rPr>
+      </w:pPr>
+    </w:p>
+    <w:p>
+      <w:pPr>
+        <w:pStyle w:val="2"/>
+        <w:keepNext w:val="0"/>
+        <w:keepLines w:val="0"/>
+        <w:widowControl/>
+        <w:suppressLineNumbers w:val="0"/>
+      </w:pPr>
+      <w:r>
+        <w:t>1. Arquitectura del Proyecto</w:t>
+      </w:r>
+    </w:p>
+    <w:p>
+      <w:pPr>
+        <w:pStyle w:val="8"/>
+        <w:keepNext w:val="0"/>
+        <w:keepLines w:val="0"/>
+        <w:widowControl/>
+        <w:suppressLineNumbers w:val="0"/>
+      </w:pPr>
+      <w:r>
+        <w:t xml:space="preserve">El proyecto sigue el principio de </w:t>
+      </w:r>
+      <w:r>
+        <w:rPr>
+          <w:b/>
+          <w:bCs/>
+        </w:rPr>
+        <w:t>encapsulamiento</w:t>
+      </w:r>
+      <w:r>
+        <w:t>, dividiendo la lógica en tres componentes esenciales para facilitar el mantenimiento y la escalabilidad.</w:t>
+      </w:r>
+    </w:p>
+    <w:p>
+      <w:pPr>
+        <w:pStyle w:val="3"/>
+        <w:keepNext w:val="0"/>
+        <w:keepLines w:val="0"/>
+        <w:widowControl/>
+        <w:suppressLineNumbers w:val="0"/>
+      </w:pPr>
+      <w:r>
+        <w:t>A. Archivo de Cabecera (</w:t>
+      </w:r>
+      <w:r>
+        <w:rPr>
+          <w:rStyle w:val="6"/>
+        </w:rPr>
+        <w:t>Pacman.h</w:t>
+      </w:r>
+      <w:r>
+        <w:t>)</w:t>
+      </w:r>
+    </w:p>
+    <w:p>
+      <w:pPr>
+        <w:pStyle w:val="8"/>
+        <w:keepNext w:val="0"/>
+        <w:keepLines w:val="0"/>
+        <w:widowControl/>
+        <w:suppressLineNumbers w:val="0"/>
+      </w:pPr>
+      <w:r>
+        <w:t>Este archivo actúa como el "contrato" de la clase. Define la estructura de los datos y las firmas de los métodos que estarán disponibles.</w:t>
+      </w:r>
+    </w:p>
+    <w:p>
+      <w:pPr>
+        <w:pStyle w:val="8"/>
+        <w:keepNext w:val="0"/>
+        <w:keepLines w:val="0"/>
+        <w:widowControl/>
+        <w:suppressLineNumbers w:val="0"/>
+        <w:ind w:left="720"/>
+      </w:pPr>
+      <w:r>
+        <w:rPr>
+          <w:b/>
+          <w:bCs/>
+        </w:rPr>
+        <w:t>Atributos Privados:</w:t>
+      </w:r>
+      <w:r>
+        <w:t xml:space="preserve"> Se definen variables como </w:t>
+      </w:r>
+      <w:r>
+        <w:rPr>
+          <w:rStyle w:val="6"/>
+        </w:rPr>
+        <w:t>int puntos</w:t>
+      </w:r>
+      <w:r>
+        <w:t xml:space="preserve">, </w:t>
+      </w:r>
+      <w:r>
+        <w:rPr>
+          <w:rStyle w:val="6"/>
+        </w:rPr>
+        <w:t>int x</w:t>
+      </w:r>
+      <w:r>
+        <w:t xml:space="preserve">, </w:t>
+      </w:r>
+      <w:r>
+        <w:rPr>
+          <w:rStyle w:val="6"/>
+        </w:rPr>
+        <w:t>int y</w:t>
+      </w:r>
+      <w:r>
+        <w:t xml:space="preserve"> (coordenadas) y </w:t>
+      </w:r>
+      <w:r>
+        <w:rPr>
+          <w:rStyle w:val="6"/>
+        </w:rPr>
+        <w:t>string nombre</w:t>
+      </w:r>
+      <w:r>
+        <w:t>. Al ser privados, protegemos la integridad de los datos.</w:t>
+      </w:r>
+    </w:p>
+    <w:p>
+      <w:pPr>
+        <w:pStyle w:val="8"/>
+        <w:keepNext w:val="0"/>
+        <w:keepLines w:val="0"/>
+        <w:widowControl/>
+        <w:suppressLineNumbers w:val="0"/>
+        <w:ind w:left="720"/>
+      </w:pPr>
+      <w:r>
+        <w:rPr>
+          <w:b/>
+          <w:bCs/>
+        </w:rPr>
+        <w:t>Prototipos de Métodos:</w:t>
+      </w:r>
+      <w:r>
+        <w:t xml:space="preserve"> Se declaran los constructores (por defecto y parametrizados) y las funciones miembro.</w:t>
+      </w:r>
+    </w:p>
+    <w:p>
+      <w:pPr>
+        <w:pStyle w:val="8"/>
+        <w:keepNext w:val="0"/>
+        <w:keepLines w:val="0"/>
+        <w:widowControl/>
+        <w:suppressLineNumbers w:val="0"/>
+        <w:ind w:left="720"/>
+      </w:pPr>
+      <w:r>
+        <w:rPr>
+          <w:b/>
+          <w:bCs/>
+        </w:rPr>
+        <w:t>Declaración de Operadores:</w:t>
+      </w:r>
+      <w:r>
+        <w:t xml:space="preserve"> Se definen los prototipos para la sobrecarga de operadores que permitirán manipular el puntaje de forma intuitiva.</w:t>
+      </w:r>
+    </w:p>
+    <w:p>
+      <w:pPr>
+        <w:pStyle w:val="3"/>
+        <w:keepNext w:val="0"/>
+        <w:keepLines w:val="0"/>
+        <w:widowControl/>
+        <w:suppressLineNumbers w:val="0"/>
+      </w:pPr>
+      <w:r>
+        <w:t>B. Implementación (</w:t>
+      </w:r>
+      <w:r>
+        <w:rPr>
+          <w:rStyle w:val="6"/>
+        </w:rPr>
+        <w:t>Pacman.cpp</w:t>
+      </w:r>
+      <w:r>
+        <w:t>)</w:t>
+      </w:r>
+    </w:p>
+    <w:p>
+      <w:pPr>
+        <w:pStyle w:val="8"/>
+        <w:keepNext w:val="0"/>
+        <w:keepLines w:val="0"/>
+        <w:widowControl/>
+        <w:suppressLineNumbers w:val="0"/>
+      </w:pPr>
+      <w:r>
+        <w:t xml:space="preserve">Aquí se desarrolla la lógica de negocio. Se utiliza el operador de resolución de ámbito </w:t>
+      </w:r>
+      <w:r>
+        <w:rPr>
+          <w:rStyle w:val="6"/>
+        </w:rPr>
+        <w:t>::</w:t>
+      </w:r>
+      <w:r>
+        <w:t xml:space="preserve"> para vincular las funciones a la clase </w:t>
+      </w:r>
+      <w:r>
+        <w:rPr>
+          <w:rStyle w:val="6"/>
+        </w:rPr>
+        <w:t>Pacman</w:t>
+      </w:r>
+      <w:r>
+        <w:t>.</w:t>
+      </w:r>
+    </w:p>
+    <w:p>
+      <w:pPr>
+        <w:pStyle w:val="3"/>
+        <w:keepNext w:val="0"/>
+        <w:keepLines w:val="0"/>
+        <w:widowControl/>
+        <w:suppressLineNumbers w:val="0"/>
+      </w:pPr>
+      <w:r>
+        <w:t>C. Programa Principal (</w:t>
+      </w:r>
+      <w:r>
+        <w:rPr>
+          <w:rStyle w:val="6"/>
+        </w:rPr>
+        <w:t>main.cpp</w:t>
+      </w:r>
+      <w:r>
+        <w:t>)</w:t>
+      </w:r>
+    </w:p>
+    <w:p>
+      <w:pPr>
+        <w:pStyle w:val="8"/>
+        <w:keepNext w:val="0"/>
+        <w:keepLines w:val="0"/>
+        <w:widowControl/>
+        <w:suppressLineNumbers w:val="0"/>
+      </w:pPr>
+      <w:r>
+        <w:t xml:space="preserve">Es el punto de entrada. Se encarga de instanciar los objetos de la clase </w:t>
+      </w:r>
+      <w:r>
+        <w:rPr>
+          <w:rStyle w:val="6"/>
+        </w:rPr>
+        <w:t>Pacman</w:t>
+      </w:r>
+      <w:r>
+        <w:t>, gestionar el bucle de juego (si aplica) y realizar las llamadas a los métodos para demostrar la funcionalidad del sistema.</w:t>
+      </w:r>
+    </w:p>
+    <w:p>
+      <w:pPr>
+        <w:pStyle w:val="2"/>
+        <w:keepNext w:val="0"/>
+        <w:keepLines w:val="0"/>
+        <w:widowControl/>
+        <w:suppressLineNumbers w:val="0"/>
+        <w:spacing w:before="0" w:beforeAutospacing="0" w:line="12" w:lineRule="atLeast"/>
+        <w:rPr>
+          <w:rFonts w:ascii="sans-serif" w:hAnsi="sans-serif" w:eastAsia="sans-serif" w:cs="sans-serif"/>
+        </w:rPr>
+      </w:pPr>
+      <w:r>
+        <w:rPr>
+          <w:rFonts w:hint="default" w:ascii="sans-serif" w:hAnsi="sans-serif" w:eastAsia="sans-serif" w:cs="sans-serif"/>
+        </w:rPr>
+        <w:t>2. Sobrecarga de Métodos: Polimorfismo en Movimiento</w:t>
+      </w:r>
+    </w:p>
+    <w:p>
+      <w:pPr>
+        <w:pStyle w:val="8"/>
+        <w:keepNext w:val="0"/>
+        <w:keepLines w:val="0"/>
+        <w:widowControl/>
+        <w:suppressLineNumbers w:val="0"/>
+        <w:spacing w:before="0" w:beforeAutospacing="0" w:line="12" w:lineRule="atLeast"/>
+        <w:rPr>
+          <w:rFonts w:hint="default" w:ascii="sans-serif" w:hAnsi="sans-serif" w:eastAsia="sans-serif" w:cs="sans-serif"/>
+        </w:rPr>
+      </w:pPr>
+      <w:r>
+        <w:rPr>
+          <w:rFonts w:hint="default" w:ascii="sans-serif" w:hAnsi="sans-serif" w:eastAsia="sans-serif" w:cs="sans-serif"/>
+        </w:rPr>
+        <w:t>La sobrecarga de métodos permite que una misma acción (</w:t>
+      </w:r>
+      <w:r>
+        <w:rPr>
+          <w:rStyle w:val="6"/>
+          <w:rFonts w:hint="default" w:ascii="sans-serif" w:hAnsi="sans-serif" w:eastAsia="sans-serif" w:cs="sans-serif"/>
+        </w:rPr>
+        <w:t>mover</w:t>
+      </w:r>
+      <w:r>
+        <w:rPr>
+          <w:rFonts w:hint="default" w:ascii="sans-serif" w:hAnsi="sans-serif" w:eastAsia="sans-serif" w:cs="sans-serif"/>
+        </w:rPr>
+        <w:t>) se comporte de manera diferente según el contexto de los argumentos enviados.</w:t>
+      </w:r>
+    </w:p>
+    <w:p>
+      <w:pPr>
+        <w:pStyle w:val="8"/>
+        <w:keepNext w:val="0"/>
+        <w:keepLines w:val="0"/>
+        <w:widowControl/>
+        <w:suppressLineNumbers w:val="0"/>
+        <w:spacing w:before="0" w:beforeAutospacing="0" w:line="12" w:lineRule="atLeast"/>
+        <w:ind w:left="720"/>
+        <w:rPr>
+          <w:rFonts w:hint="default" w:ascii="sans-serif" w:hAnsi="sans-serif" w:eastAsia="sans-serif" w:cs="sans-serif"/>
+        </w:rPr>
+      </w:pPr>
+      <w:r>
+        <w:rPr>
+          <w:rStyle w:val="6"/>
+          <w:rFonts w:hint="default" w:ascii="sans-serif" w:hAnsi="sans-serif" w:eastAsia="sans-serif" w:cs="sans-serif"/>
+          <w:b/>
+          <w:bCs/>
+        </w:rPr>
+        <w:t>mover()</w:t>
+      </w:r>
+      <w:r>
+        <w:rPr>
+          <w:rFonts w:hint="default" w:ascii="sans-serif" w:hAnsi="sans-serif" w:eastAsia="sans-serif" w:cs="sans-serif"/>
+          <w:b/>
+          <w:bCs/>
+        </w:rPr>
+        <w:t xml:space="preserve"> (Sin parámetros):</w:t>
+      </w:r>
+    </w:p>
+    <w:p>
+      <w:pPr>
+        <w:pStyle w:val="8"/>
+        <w:keepNext w:val="0"/>
+        <w:keepLines w:val="0"/>
+        <w:widowControl/>
+        <w:suppressLineNumbers w:val="0"/>
+        <w:spacing w:before="0" w:beforeAutospacing="0" w:line="12" w:lineRule="atLeast"/>
+        <w:ind w:left="720"/>
+        <w:rPr>
+          <w:rFonts w:hint="default" w:ascii="sans-serif" w:hAnsi="sans-serif" w:eastAsia="sans-serif" w:cs="sans-serif"/>
+        </w:rPr>
+      </w:pPr>
+      <w:r>
+        <w:rPr>
+          <w:rFonts w:hint="default" w:ascii="sans-serif" w:hAnsi="sans-serif" w:eastAsia="sans-serif" w:cs="sans-serif"/>
+        </w:rPr>
+        <w:t>Implementa un movimiento por defecto. Por ejemplo, Pacman sigue avanzando en la última dirección registrada o se mueve una unidad hacia adelante.</w:t>
+      </w:r>
+    </w:p>
+    <w:p>
+      <w:pPr>
+        <w:pStyle w:val="8"/>
+        <w:keepNext w:val="0"/>
+        <w:keepLines w:val="0"/>
+        <w:widowControl/>
+        <w:suppressLineNumbers w:val="0"/>
+        <w:spacing w:before="0" w:beforeAutospacing="0" w:line="12" w:lineRule="atLeast"/>
+        <w:ind w:left="720"/>
+        <w:rPr>
+          <w:rFonts w:hint="default" w:ascii="sans-serif" w:hAnsi="sans-serif" w:eastAsia="sans-serif" w:cs="sans-serif"/>
+        </w:rPr>
+      </w:pPr>
+      <w:r>
+        <w:rPr>
+          <w:rStyle w:val="6"/>
+          <w:rFonts w:hint="default" w:ascii="sans-serif" w:hAnsi="sans-serif" w:eastAsia="sans-serif" w:cs="sans-serif"/>
+          <w:b/>
+          <w:bCs/>
+        </w:rPr>
+        <w:t>mover(char direccion)</w:t>
+      </w:r>
+      <w:r>
+        <w:rPr>
+          <w:rFonts w:hint="default" w:ascii="sans-serif" w:hAnsi="sans-serif" w:eastAsia="sans-serif" w:cs="sans-serif"/>
+          <w:b/>
+          <w:bCs/>
+        </w:rPr>
+        <w:t>:</w:t>
+      </w:r>
+    </w:p>
+    <w:p>
+      <w:pPr>
+        <w:pStyle w:val="8"/>
+        <w:keepNext w:val="0"/>
+        <w:keepLines w:val="0"/>
+        <w:widowControl/>
+        <w:suppressLineNumbers w:val="0"/>
+        <w:spacing w:before="0" w:beforeAutospacing="0" w:line="12" w:lineRule="atLeast"/>
+        <w:ind w:left="720"/>
+        <w:rPr>
+          <w:rFonts w:hint="default" w:ascii="sans-serif" w:hAnsi="sans-serif" w:eastAsia="sans-serif" w:cs="sans-serif"/>
+        </w:rPr>
+      </w:pPr>
+      <w:r>
+        <w:rPr>
+          <w:rFonts w:hint="default" w:ascii="sans-serif" w:hAnsi="sans-serif" w:eastAsia="sans-serif" w:cs="sans-serif"/>
+        </w:rPr>
+        <w:t xml:space="preserve">Permite el control direccional. Utiliza una estructura </w:t>
+      </w:r>
+      <w:r>
+        <w:rPr>
+          <w:rStyle w:val="6"/>
+          <w:rFonts w:hint="default" w:ascii="sans-serif" w:hAnsi="sans-serif" w:eastAsia="sans-serif" w:cs="sans-serif"/>
+        </w:rPr>
+        <w:t>switch</w:t>
+      </w:r>
+      <w:r>
+        <w:rPr>
+          <w:rFonts w:hint="default" w:ascii="sans-serif" w:hAnsi="sans-serif" w:eastAsia="sans-serif" w:cs="sans-serif"/>
+        </w:rPr>
+        <w:t xml:space="preserve"> para evaluar los caracteres ('W', 'A', 'S', 'D' o 'U', 'D', 'L', 'R') y actualizar las coordenadas $x$ o $y$ correspondientes.</w:t>
+      </w:r>
+    </w:p>
+    <w:p>
+      <w:pPr>
+        <w:pStyle w:val="8"/>
+        <w:keepNext w:val="0"/>
+        <w:keepLines w:val="0"/>
+        <w:widowControl/>
+        <w:suppressLineNumbers w:val="0"/>
+        <w:spacing w:before="0" w:beforeAutospacing="0" w:line="12" w:lineRule="atLeast"/>
+        <w:ind w:left="720"/>
+        <w:rPr>
+          <w:rFonts w:hint="default" w:ascii="sans-serif" w:hAnsi="sans-serif" w:eastAsia="sans-serif" w:cs="sans-serif"/>
+        </w:rPr>
+      </w:pPr>
+      <w:r>
+        <w:rPr>
+          <w:rStyle w:val="6"/>
+          <w:rFonts w:hint="default" w:ascii="sans-serif" w:hAnsi="sans-serif" w:eastAsia="sans-serif" w:cs="sans-serif"/>
+          <w:b/>
+          <w:bCs/>
+        </w:rPr>
+        <w:t>mover(int pasos)</w:t>
+      </w:r>
+      <w:r>
+        <w:rPr>
+          <w:rFonts w:hint="default" w:ascii="sans-serif" w:hAnsi="sans-serif" w:eastAsia="sans-serif" w:cs="sans-serif"/>
+          <w:b/>
+          <w:bCs/>
+        </w:rPr>
+        <w:t>:</w:t>
+      </w:r>
+    </w:p>
+    <w:p>
+      <w:pPr>
+        <w:pStyle w:val="8"/>
+        <w:keepNext w:val="0"/>
+        <w:keepLines w:val="0"/>
+        <w:widowControl/>
+        <w:suppressLineNumbers w:val="0"/>
+        <w:spacing w:before="0" w:beforeAutospacing="0" w:line="12" w:lineRule="atLeast"/>
+        <w:ind w:left="720"/>
+        <w:rPr>
+          <w:rFonts w:hint="default" w:ascii="sans-serif" w:hAnsi="sans-serif" w:eastAsia="sans-serif" w:cs="sans-serif"/>
+        </w:rPr>
+      </w:pPr>
+      <w:r>
+        <w:rPr>
+          <w:rFonts w:hint="default" w:ascii="sans-serif" w:hAnsi="sans-serif" w:eastAsia="sans-serif" w:cs="sans-serif"/>
+        </w:rPr>
+        <w:t>Ideal para movimientos automáticos o "power-ups" donde el personaje se desplaza una distancia fija en la dirección actual.</w:t>
+      </w:r>
+    </w:p>
+    <w:p>
+      <w:pPr>
+        <w:pStyle w:val="2"/>
+        <w:keepNext w:val="0"/>
+        <w:keepLines w:val="0"/>
+        <w:widowControl/>
+        <w:suppressLineNumbers w:val="0"/>
+        <w:spacing w:before="0" w:beforeAutospacing="0" w:line="12" w:lineRule="atLeast"/>
+        <w:rPr>
+          <w:rFonts w:ascii="sans-serif" w:hAnsi="sans-serif" w:eastAsia="sans-serif" w:cs="sans-serif"/>
+        </w:rPr>
+      </w:pPr>
+      <w:r>
+        <w:rPr>
+          <w:rFonts w:hint="default" w:ascii="sans-serif" w:hAnsi="sans-serif" w:eastAsia="sans-serif" w:cs="sans-serif"/>
+        </w:rPr>
+        <w:t>3. Sobrecarga de Operadores: Manipulación de Puntaje</w:t>
+      </w:r>
+    </w:p>
+    <w:p>
+      <w:pPr>
+        <w:pStyle w:val="8"/>
+        <w:keepNext w:val="0"/>
+        <w:keepLines w:val="0"/>
+        <w:widowControl/>
+        <w:suppressLineNumbers w:val="0"/>
+        <w:spacing w:before="0" w:beforeAutospacing="0" w:line="12" w:lineRule="atLeast"/>
+        <w:rPr>
+          <w:rFonts w:hint="default" w:ascii="sans-serif" w:hAnsi="sans-serif" w:eastAsia="sans-serif" w:cs="sans-serif"/>
+        </w:rPr>
+      </w:pPr>
+      <w:r>
+        <w:rPr>
+          <w:rFonts w:hint="default" w:ascii="sans-serif" w:hAnsi="sans-serif" w:eastAsia="sans-serif" w:cs="sans-serif"/>
+        </w:rPr>
+        <w:t xml:space="preserve">Para que el código sea más legible y "limpio", se han sobrecargado los operadores aritméticos. Esto permite tratar al objeto </w:t>
+      </w:r>
+      <w:r>
+        <w:rPr>
+          <w:rStyle w:val="6"/>
+          <w:rFonts w:hint="default" w:ascii="sans-serif" w:hAnsi="sans-serif" w:eastAsia="sans-serif" w:cs="sans-serif"/>
+        </w:rPr>
+        <w:t>Pacman</w:t>
+      </w:r>
+      <w:r>
+        <w:rPr>
+          <w:rFonts w:hint="default" w:ascii="sans-serif" w:hAnsi="sans-serif" w:eastAsia="sans-serif" w:cs="sans-serif"/>
+        </w:rPr>
+        <w:t xml:space="preserve"> casi como si fuera un tipo de dato numérico cuando se trata de sus puntos.</w:t>
+      </w:r>
+    </w:p>
+    <w:p>
+      <w:pPr>
+        <w:pStyle w:val="3"/>
+        <w:keepNext w:val="0"/>
+        <w:keepLines w:val="0"/>
+        <w:widowControl/>
+        <w:suppressLineNumbers w:val="0"/>
+        <w:spacing w:before="0" w:beforeAutospacing="0" w:line="12" w:lineRule="atLeast"/>
+        <w:rPr>
+          <w:rFonts w:hint="default" w:ascii="sans-serif" w:hAnsi="sans-serif" w:eastAsia="sans-serif" w:cs="sans-serif"/>
+        </w:rPr>
+      </w:pPr>
+      <w:r>
+        <w:rPr>
+          <w:rFonts w:hint="default" w:ascii="sans-serif" w:hAnsi="sans-serif" w:eastAsia="sans-serif" w:cs="sans-serif"/>
+        </w:rPr>
+        <w:t xml:space="preserve">Operador Binario </w:t>
+      </w:r>
+      <w:r>
+        <w:rPr>
+          <w:rStyle w:val="6"/>
+          <w:rFonts w:hint="default" w:ascii="sans-serif" w:hAnsi="sans-serif" w:eastAsia="sans-serif" w:cs="sans-serif"/>
+        </w:rPr>
+        <w:t>+</w:t>
+      </w:r>
+    </w:p>
+    <w:p>
+      <w:pPr>
+        <w:pStyle w:val="8"/>
+        <w:keepNext w:val="0"/>
+        <w:keepLines w:val="0"/>
+        <w:widowControl/>
+        <w:suppressLineNumbers w:val="0"/>
+        <w:spacing w:before="0" w:beforeAutospacing="0" w:line="12" w:lineRule="atLeast"/>
+        <w:rPr>
+          <w:rFonts w:hint="default" w:ascii="sans-serif" w:hAnsi="sans-serif" w:eastAsia="sans-serif" w:cs="sans-serif"/>
+        </w:rPr>
+      </w:pPr>
+      <w:r>
+        <w:rPr>
+          <w:rFonts w:hint="default" w:ascii="sans-serif" w:hAnsi="sans-serif" w:eastAsia="sans-serif" w:cs="sans-serif"/>
+        </w:rPr>
+        <w:t>Permite sumar puntos de un evento externo y devolver un nuevo valor o un objeto actualizado.</w:t>
+      </w:r>
+    </w:p>
+    <w:p>
+      <w:pPr>
+        <w:keepNext w:val="0"/>
+        <w:keepLines w:val="0"/>
+        <w:widowControl/>
+        <w:suppressLineNumbers w:val="0"/>
+        <w:spacing w:before="0" w:beforeAutospacing="0" w:line="12" w:lineRule="atLeast"/>
+        <w:jc w:val="left"/>
+        <w:rPr>
+          <w:rFonts w:hint="default" w:ascii="sans-serif" w:hAnsi="sans-serif" w:eastAsia="sans-serif" w:cs="sans-serif"/>
+        </w:rPr>
+      </w:pPr>
+      <w:r>
+        <w:rPr>
+          <w:rFonts w:hint="default" w:ascii="sans-serif" w:hAnsi="sans-serif" w:eastAsia="sans-serif" w:cs="sans-serif"/>
+          <w:kern w:val="0"/>
+          <w:sz w:val="24"/>
+          <w:szCs w:val="24"/>
+          <w:lang w:val="en-US" w:eastAsia="zh-CN" w:bidi="ar"/>
+        </w:rPr>
+        <w:t>Puntos_{final} = Puntos_{actual} + N</w:t>
+      </w:r>
+    </w:p>
+    <w:p>
+      <w:pPr>
+        <w:pStyle w:val="3"/>
+        <w:keepNext w:val="0"/>
+        <w:keepLines w:val="0"/>
+        <w:widowControl/>
+        <w:suppressLineNumbers w:val="0"/>
+        <w:spacing w:before="0" w:beforeAutospacing="0" w:line="12" w:lineRule="atLeast"/>
+        <w:rPr>
+          <w:rFonts w:hint="default" w:ascii="sans-serif" w:hAnsi="sans-serif" w:eastAsia="sans-serif" w:cs="sans-serif"/>
+        </w:rPr>
+      </w:pPr>
+      <w:r>
+        <w:rPr>
+          <w:rFonts w:hint="default" w:ascii="sans-serif" w:hAnsi="sans-serif" w:eastAsia="sans-serif" w:cs="sans-serif"/>
+        </w:rPr>
+        <w:t xml:space="preserve">Operador de Asignación Compuesta </w:t>
+      </w:r>
+      <w:r>
+        <w:rPr>
+          <w:rStyle w:val="6"/>
+          <w:rFonts w:hint="default" w:ascii="sans-serif" w:hAnsi="sans-serif" w:eastAsia="sans-serif" w:cs="sans-serif"/>
+        </w:rPr>
+        <w:t>+=</w:t>
+      </w:r>
+    </w:p>
+    <w:p>
+      <w:pPr>
+        <w:pStyle w:val="8"/>
+        <w:keepNext w:val="0"/>
+        <w:keepLines w:val="0"/>
+        <w:widowControl/>
+        <w:suppressLineNumbers w:val="0"/>
+        <w:spacing w:before="0" w:beforeAutospacing="0" w:line="12" w:lineRule="atLeast"/>
+        <w:rPr>
+          <w:rFonts w:hint="default" w:ascii="sans-serif" w:hAnsi="sans-serif" w:eastAsia="sans-serif" w:cs="sans-serif"/>
+        </w:rPr>
+      </w:pPr>
+      <w:r>
+        <w:rPr>
+          <w:rFonts w:hint="default" w:ascii="sans-serif" w:hAnsi="sans-serif" w:eastAsia="sans-serif" w:cs="sans-serif"/>
+        </w:rPr>
+        <w:t xml:space="preserve">Es fundamental para la recolección de "pellets" o frutas. En lugar de escribir </w:t>
+      </w:r>
+      <w:r>
+        <w:rPr>
+          <w:rStyle w:val="6"/>
+          <w:rFonts w:hint="default" w:ascii="sans-serif" w:hAnsi="sans-serif" w:eastAsia="sans-serif" w:cs="sans-serif"/>
+        </w:rPr>
+        <w:t>pacman.setPuntos(pacman.getPuntos() + 10)</w:t>
+      </w:r>
+      <w:r>
+        <w:rPr>
+          <w:rFonts w:hint="default" w:ascii="sans-serif" w:hAnsi="sans-serif" w:eastAsia="sans-serif" w:cs="sans-serif"/>
+        </w:rPr>
+        <w:t>, la sobrecarga permite una sintaxis mucho más elegante:</w:t>
+      </w:r>
+    </w:p>
+    <w:p>
+      <w:pPr>
+        <w:pStyle w:val="8"/>
+        <w:keepNext w:val="0"/>
+        <w:keepLines w:val="0"/>
+        <w:widowControl/>
+        <w:suppressLineNumbers w:val="0"/>
+        <w:spacing w:before="0" w:beforeAutospacing="0" w:line="12" w:lineRule="atLeast"/>
+        <w:rPr>
+          <w:rFonts w:hint="default" w:ascii="sans-serif" w:hAnsi="sans-serif" w:eastAsia="sans-serif" w:cs="sans-serif"/>
+        </w:rPr>
+      </w:pPr>
+      <w:r>
+        <w:rPr>
+          <w:rStyle w:val="6"/>
+          <w:rFonts w:hint="default" w:ascii="sans-serif" w:hAnsi="sans-serif" w:eastAsia="sans-serif" w:cs="sans-serif"/>
+        </w:rPr>
+        <w:t>pacman += 10;</w:t>
+      </w:r>
+    </w:p>
+    <w:p>
+      <w:pPr>
+        <w:pStyle w:val="8"/>
+        <w:keepNext w:val="0"/>
+        <w:keepLines w:val="0"/>
+        <w:widowControl/>
+        <w:suppressLineNumbers w:val="0"/>
+        <w:spacing w:before="0" w:beforeAutospacing="0" w:line="12" w:lineRule="atLeast"/>
+        <w:ind w:left="720" w:right="720"/>
+        <w:rPr>
+          <w:rFonts w:hint="default" w:ascii="sans-serif" w:hAnsi="sans-serif" w:eastAsia="sans-serif" w:cs="sans-serif"/>
+          <w:sz w:val="24"/>
+          <w:szCs w:val="24"/>
+        </w:rPr>
+      </w:pPr>
+      <w:r>
+        <w:rPr>
+          <w:rFonts w:hint="default" w:ascii="sans-serif" w:hAnsi="sans-serif" w:eastAsia="sans-serif" w:cs="sans-serif"/>
+          <w:b/>
+          <w:bCs/>
+          <w:sz w:val="24"/>
+          <w:szCs w:val="24"/>
+        </w:rPr>
+        <w:t>Nota técnica:</w:t>
+      </w:r>
+      <w:r>
+        <w:rPr>
+          <w:rFonts w:hint="default" w:ascii="sans-serif" w:hAnsi="sans-serif" w:eastAsia="sans-serif" w:cs="sans-serif"/>
+          <w:sz w:val="24"/>
+          <w:szCs w:val="24"/>
+        </w:rPr>
+        <w:t xml:space="preserve"> El método </w:t>
+      </w:r>
+      <w:r>
+        <w:rPr>
+          <w:rStyle w:val="6"/>
+          <w:rFonts w:hint="default" w:ascii="sans-serif" w:hAnsi="sans-serif" w:eastAsia="sans-serif" w:cs="sans-serif"/>
+          <w:sz w:val="24"/>
+          <w:szCs w:val="24"/>
+        </w:rPr>
+        <w:t>operator+=</w:t>
+      </w:r>
+      <w:r>
+        <w:rPr>
+          <w:rFonts w:hint="default" w:ascii="sans-serif" w:hAnsi="sans-serif" w:eastAsia="sans-serif" w:cs="sans-serif"/>
+          <w:sz w:val="24"/>
+          <w:szCs w:val="24"/>
+        </w:rPr>
+        <w:t xml:space="preserve"> generalmente devuelve una referencia al objeto actual (</w:t>
+      </w:r>
+      <w:r>
+        <w:rPr>
+          <w:rStyle w:val="6"/>
+          <w:rFonts w:hint="default" w:ascii="sans-serif" w:hAnsi="sans-serif" w:eastAsia="sans-serif" w:cs="sans-serif"/>
+          <w:sz w:val="24"/>
+          <w:szCs w:val="24"/>
+        </w:rPr>
+        <w:t>*this</w:t>
+      </w:r>
+      <w:r>
+        <w:rPr>
+          <w:rFonts w:hint="default" w:ascii="sans-serif" w:hAnsi="sans-serif" w:eastAsia="sans-serif" w:cs="sans-serif"/>
+          <w:sz w:val="24"/>
+          <w:szCs w:val="24"/>
+        </w:rPr>
+        <w:t>) para permitir el encadenamiento de operaciones.</w:t>
+      </w:r>
+    </w:p>
+    <w:p>
+      <w:pPr>
+        <w:pStyle w:val="2"/>
+        <w:keepNext w:val="0"/>
+        <w:keepLines w:val="0"/>
+        <w:widowControl/>
+        <w:suppressLineNumbers w:val="0"/>
+        <w:spacing w:before="0" w:beforeAutospacing="0" w:line="12" w:lineRule="atLeast"/>
+        <w:rPr>
+          <w:rFonts w:hint="default" w:ascii="sans-serif" w:hAnsi="sans-serif" w:eastAsia="sans-serif" w:cs="sans-serif"/>
+        </w:rPr>
+      </w:pPr>
+      <w:r>
+        <w:rPr>
+          <w:rFonts w:hint="default" w:ascii="sans-serif" w:hAnsi="sans-serif" w:eastAsia="sans-serif" w:cs="sans-serif"/>
+        </w:rPr>
+        <w:t>4. Flujo de Ejecución Detallado</w:t>
+      </w:r>
+    </w:p>
+    <w:p>
+      <w:pPr>
+        <w:pStyle w:val="8"/>
+        <w:keepNext w:val="0"/>
+        <w:keepLines w:val="0"/>
+        <w:widowControl/>
+        <w:suppressLineNumbers w:val="0"/>
+        <w:spacing w:before="0" w:beforeAutospacing="0" w:line="12" w:lineRule="atLeast"/>
+        <w:ind w:left="720"/>
+        <w:rPr>
+          <w:rFonts w:hint="default" w:ascii="sans-serif" w:hAnsi="sans-serif" w:eastAsia="sans-serif" w:cs="sans-serif"/>
+        </w:rPr>
+      </w:pPr>
+      <w:r>
+        <w:rPr>
+          <w:rFonts w:hint="default" w:ascii="sans-serif" w:hAnsi="sans-serif" w:eastAsia="sans-serif" w:cs="sans-serif"/>
+          <w:b/>
+          <w:bCs/>
+        </w:rPr>
+        <w:t>Instanciación:</w:t>
+      </w:r>
+      <w:r>
+        <w:rPr>
+          <w:rFonts w:hint="default" w:ascii="sans-serif" w:hAnsi="sans-serif" w:eastAsia="sans-serif" w:cs="sans-serif"/>
+        </w:rPr>
+        <w:t xml:space="preserve"> Se crea el objeto </w:t>
+      </w:r>
+      <w:r>
+        <w:rPr>
+          <w:rStyle w:val="6"/>
+          <w:rFonts w:hint="default" w:ascii="sans-serif" w:hAnsi="sans-serif" w:eastAsia="sans-serif" w:cs="sans-serif"/>
+        </w:rPr>
+        <w:t>Pacman miPacman("Jugador1");</w:t>
+      </w:r>
+      <w:r>
+        <w:rPr>
+          <w:rFonts w:hint="default" w:ascii="sans-serif" w:hAnsi="sans-serif" w:eastAsia="sans-serif" w:cs="sans-serif"/>
+        </w:rPr>
+        <w:t xml:space="preserve"> inicializando los puntos en cero y las coordenadas en el origen.</w:t>
+      </w:r>
+    </w:p>
+    <w:p>
+      <w:pPr>
+        <w:pStyle w:val="8"/>
+        <w:keepNext w:val="0"/>
+        <w:keepLines w:val="0"/>
+        <w:widowControl/>
+        <w:suppressLineNumbers w:val="0"/>
+        <w:spacing w:before="0" w:beforeAutospacing="0" w:line="12" w:lineRule="atLeast"/>
+        <w:ind w:left="720"/>
+        <w:rPr>
+          <w:rFonts w:hint="default" w:ascii="sans-serif" w:hAnsi="sans-serif" w:eastAsia="sans-serif" w:cs="sans-serif"/>
+        </w:rPr>
+      </w:pPr>
+      <w:r>
+        <w:rPr>
+          <w:rFonts w:hint="default" w:ascii="sans-serif" w:hAnsi="sans-serif" w:eastAsia="sans-serif" w:cs="sans-serif"/>
+          <w:b/>
+          <w:bCs/>
+        </w:rPr>
+        <w:t>Interacción:</w:t>
+      </w:r>
+      <w:r>
+        <w:rPr>
+          <w:rFonts w:hint="default" w:ascii="sans-serif" w:hAnsi="sans-serif" w:eastAsia="sans-serif" w:cs="sans-serif"/>
+        </w:rPr>
+        <w:t xml:space="preserve"> El usuario ingresa un comando. Si presiona una tecla de dirección, se invoca </w:t>
+      </w:r>
+      <w:r>
+        <w:rPr>
+          <w:rStyle w:val="6"/>
+          <w:rFonts w:hint="default" w:ascii="sans-serif" w:hAnsi="sans-serif" w:eastAsia="sans-serif" w:cs="sans-serif"/>
+        </w:rPr>
+        <w:t>mover(direccion)</w:t>
+      </w:r>
+      <w:r>
+        <w:rPr>
+          <w:rFonts w:hint="default" w:ascii="sans-serif" w:hAnsi="sans-serif" w:eastAsia="sans-serif" w:cs="sans-serif"/>
+        </w:rPr>
+        <w:t>.</w:t>
+      </w:r>
+    </w:p>
+    <w:p>
+      <w:pPr>
+        <w:pStyle w:val="8"/>
+        <w:keepNext w:val="0"/>
+        <w:keepLines w:val="0"/>
+        <w:widowControl/>
+        <w:suppressLineNumbers w:val="0"/>
+        <w:spacing w:before="0" w:beforeAutospacing="0" w:line="12" w:lineRule="atLeast"/>
+        <w:ind w:left="720"/>
+        <w:rPr>
+          <w:rFonts w:hint="default" w:ascii="sans-serif" w:hAnsi="sans-serif" w:eastAsia="sans-serif" w:cs="sans-serif"/>
+        </w:rPr>
+      </w:pPr>
+      <w:r>
+        <w:rPr>
+          <w:rFonts w:hint="default" w:ascii="sans-serif" w:hAnsi="sans-serif" w:eastAsia="sans-serif" w:cs="sans-serif"/>
+          <w:b/>
+          <w:bCs/>
+        </w:rPr>
+        <w:t>Actualización de Estado:</w:t>
+      </w:r>
+      <w:r>
+        <w:rPr>
+          <w:rFonts w:hint="default" w:ascii="sans-serif" w:hAnsi="sans-serif" w:eastAsia="sans-serif" w:cs="sans-serif"/>
+        </w:rPr>
+        <w:t xml:space="preserve"> Si el personaje colisiona con un ítem, el programa ejecuta </w:t>
+      </w:r>
+      <w:r>
+        <w:rPr>
+          <w:rStyle w:val="6"/>
+          <w:rFonts w:hint="default" w:ascii="sans-serif" w:hAnsi="sans-serif" w:eastAsia="sans-serif" w:cs="sans-serif"/>
+        </w:rPr>
+        <w:t>miPacman += valorFruta;</w:t>
+      </w:r>
+      <w:r>
+        <w:rPr>
+          <w:rFonts w:hint="default" w:ascii="sans-serif" w:hAnsi="sans-serif" w:eastAsia="sans-serif" w:cs="sans-serif"/>
+        </w:rPr>
+        <w:t>.</w:t>
+      </w:r>
+    </w:p>
+    <w:p>
+      <w:pPr>
+        <w:pStyle w:val="8"/>
+        <w:keepNext w:val="0"/>
+        <w:keepLines w:val="0"/>
+        <w:widowControl/>
+        <w:suppressLineNumbers w:val="0"/>
+        <w:spacing w:before="0" w:beforeAutospacing="0" w:line="12" w:lineRule="atLeast"/>
+        <w:ind w:left="720"/>
+        <w:rPr>
+          <w:rFonts w:hint="default" w:ascii="sans-serif" w:hAnsi="sans-serif" w:eastAsia="sans-serif" w:cs="sans-serif"/>
+        </w:rPr>
+      </w:pPr>
+      <w:r>
+        <w:rPr>
+          <w:rFonts w:hint="default" w:ascii="sans-serif" w:hAnsi="sans-serif" w:eastAsia="sans-serif" w:cs="sans-serif"/>
+          <w:b/>
+          <w:bCs/>
+        </w:rPr>
+        <w:t>Salida:</w:t>
+      </w:r>
+      <w:r>
+        <w:rPr>
+          <w:rFonts w:hint="default" w:ascii="sans-serif" w:hAnsi="sans-serif" w:eastAsia="sans-serif" w:cs="sans-serif"/>
+        </w:rPr>
+        <w:t xml:space="preserve"> El método </w:t>
+      </w:r>
+      <w:r>
+        <w:rPr>
+          <w:rStyle w:val="6"/>
+          <w:rFonts w:hint="default" w:ascii="sans-serif" w:hAnsi="sans-serif" w:eastAsia="sans-serif" w:cs="sans-serif"/>
+        </w:rPr>
+        <w:t>mostrarEstado()</w:t>
+      </w:r>
+      <w:r>
+        <w:rPr>
+          <w:rFonts w:hint="default" w:ascii="sans-serif" w:hAnsi="sans-serif" w:eastAsia="sans-serif" w:cs="sans-serif"/>
+        </w:rPr>
+        <w:t xml:space="preserve"> (comúnmente implementado) imprime en consola la posición actual $(x, y)$ y el total de puntos acumulados.</w:t>
+      </w:r>
+    </w:p>
+    <w:p>
+      <w:pPr>
+        <w:keepNext w:val="0"/>
+        <w:keepLines w:val="0"/>
+        <w:widowControl/>
+        <w:suppressLineNumbers w:val="0"/>
+        <w:spacing w:before="0" w:beforeAutospacing="0" w:line="12" w:lineRule="atLeast"/>
+        <w:rPr>
+          <w:rFonts w:hint="default" w:ascii="sans-serif" w:hAnsi="sans-serif" w:eastAsia="sans-serif" w:cs="sans-serif"/>
+        </w:rPr>
+      </w:pPr>
+      <w:r>
+        <w:rPr>
+          <w:rFonts w:hint="default" w:ascii="sans-serif" w:hAnsi="sans-serif" w:eastAsia="sans-serif" w:cs="sans-serif"/>
+        </w:rPr>
+        <w:pict>
+          <v:rect id="_x0000_i1029" o:spt="1" style="height:1.5pt;width:432pt;" fillcolor="#A0A0A0" filled="t" stroked="f" coordsize="21600,21600" o:hr="t" o:hrstd="t" o:hralign="center">
+            <v:path/>
+            <v:fill on="t" focussize="0,0"/>
+            <v:stroke on="f"/>
+            <v:imagedata o:title=""/>
+            <o:lock v:ext="edit"/>
+            <w10:wrap type="none"/>
+            <w10:anchorlock/>
+          </v:rect>
+        </w:pict>
+      </w:r>
+    </w:p>
+    <w:p>
+      <w:pPr>
+        <w:pStyle w:val="2"/>
+        <w:keepNext w:val="0"/>
+        <w:keepLines w:val="0"/>
+        <w:widowControl/>
+        <w:suppressLineNumbers w:val="0"/>
+        <w:spacing w:before="0" w:beforeAutospacing="0" w:line="12" w:lineRule="atLeast"/>
+        <w:rPr>
+          <w:rFonts w:hint="default" w:ascii="sans-serif" w:hAnsi="sans-serif" w:eastAsia="sans-serif" w:cs="sans-serif"/>
+        </w:rPr>
+      </w:pPr>
+      <w:r>
+        <w:rPr>
+          <w:rFonts w:hint="default" w:ascii="sans-serif" w:hAnsi="sans-serif" w:eastAsia="sans-serif" w:cs="sans-serif"/>
+        </w:rPr>
+        <w:t>Estructura Sugerida del Código (Resumen)</w:t>
+      </w:r>
+    </w:p>
+    <w:tbl>
+      <w:tblPr>
+        <w:tblW w:w="0" w:type="auto"/>
+        <w:tblCellSpacing w:w="15" w:type="dxa"/>
+        <w:tblInd w:w="10" w:type="dxa"/>
+        <w:tblBorders>
+          <w:top w:val="none" w:color="auto" w:sz="0" w:space="0"/>
+          <w:left w:val="none" w:color="auto" w:sz="0" w:space="0"/>
+          <w:bottom w:val="none" w:color="auto" w:sz="0" w:space="0"/>
+          <w:right w:val="none" w:color="auto" w:sz="0" w:space="0"/>
+          <w:insideH w:val="none" w:color="auto" w:sz="0" w:space="0"/>
+          <w:insideV w:val="none" w:color="auto" w:sz="0" w:space="0"/>
+        </w:tblBorders>
+        <w:shd w:val="clear"/>
+        <w:tblLayout w:type="autofit"/>
+        <w:tblCellMar>
+          <w:top w:w="15" w:type="dxa"/>
+          <w:left w:w="15" w:type="dxa"/>
+          <w:bottom w:w="15" w:type="dxa"/>
+          <w:right w:w="15" w:type="dxa"/>
+        </w:tblCellMar>
+      </w:tblPr>
+      <w:tblGrid>
+        <w:gridCol w:w="1556"/>
+        <w:gridCol w:w="6850"/>
+      </w:tblGrid>
+      <w:tr>
+        <w:tblPrEx>
+          <w:tblBorders>
+            <w:top w:val="none" w:color="auto" w:sz="0" w:space="0"/>
+            <w:left w:val="none" w:color="auto" w:sz="0" w:space="0"/>
+            <w:bottom w:val="none" w:color="auto" w:sz="0" w:space="0"/>
+            <w:right w:val="none" w:color="auto" w:sz="0" w:space="0"/>
+            <w:insideH w:val="none" w:color="auto" w:sz="0" w:space="0"/>
+            <w:insideV w:val="none" w:color="auto" w:sz="0" w:space="0"/>
+          </w:tblBorders>
+          <w:tblCellMar>
+            <w:top w:w="15" w:type="dxa"/>
+            <w:left w:w="15" w:type="dxa"/>
+            <w:bottom w:w="15" w:type="dxa"/>
+            <w:right w:w="15" w:type="dxa"/>
+          </w:tblCellMar>
+        </w:tblPrEx>
+        <w:trPr>
+          <w:tblHeader/>
+          <w:tblCellSpacing w:w="15" w:type="dxa"/>
+        </w:trPr>
+        <w:tc>
+          <w:tcPr>
+            <w:tcW w:w="0" w:type="auto"/>
+            <w:tcBorders>
+              <w:top w:val="single" w:color="auto" w:sz="4" w:space="0"/>
+              <w:left w:val="single" w:color="auto" w:sz="4" w:space="0"/>
+              <w:bottom w:val="single" w:color="auto" w:sz="4" w:space="0"/>
+              <w:right w:val="single" w:color="auto" w:sz="4" w:space="0"/>
+            </w:tcBorders>
+            <w:shd w:val="clear"/>
+            <w:vAlign w:val="center"/>
+          </w:tcPr>
+          <w:p>
+            <w:pPr>
+              <w:keepNext w:val="0"/>
+              <w:keepLines w:val="0"/>
+              <w:widowControl/>
+              <w:suppressLineNumbers w:val="0"/>
+              <w:spacing w:before="0" w:beforeAutospacing="0" w:line="12" w:lineRule="atLeast"/>
+              <w:jc w:val="left"/>
+              <w:rPr>
+                <w:rFonts w:hint="default" w:ascii="sans-serif" w:hAnsi="sans-serif" w:eastAsia="sans-serif" w:cs="sans-serif"/>
+              </w:rPr>
+            </w:pPr>
+            <w:r>
+              <w:rPr>
+                <w:rStyle w:val="7"/>
+                <w:rFonts w:hint="default" w:ascii="sans-serif" w:hAnsi="sans-serif" w:eastAsia="sans-serif" w:cs="sans-serif"/>
+                <w:kern w:val="0"/>
+                <w:sz w:val="24"/>
+                <w:szCs w:val="24"/>
+                <w:lang w:val="en-US" w:eastAsia="zh-CN" w:bidi="ar"/>
+              </w:rPr>
+              <w:t>Archivo</w:t>
+            </w:r>
+          </w:p>
+        </w:tc>
+        <w:tc>
+          <w:tcPr>
+            <w:tcW w:w="0" w:type="auto"/>
+            <w:tcBorders>
+              <w:top w:val="single" w:color="auto" w:sz="4" w:space="0"/>
+              <w:left w:val="single" w:color="auto" w:sz="4" w:space="0"/>
+              <w:bottom w:val="single" w:color="auto" w:sz="4" w:space="0"/>
+              <w:right w:val="single" w:color="auto" w:sz="4" w:space="0"/>
+            </w:tcBorders>
+            <w:shd w:val="clear"/>
+            <w:vAlign w:val="center"/>
+          </w:tcPr>
+          <w:p>
+            <w:pPr>
+              <w:keepNext w:val="0"/>
+              <w:keepLines w:val="0"/>
+              <w:widowControl/>
+              <w:suppressLineNumbers w:val="0"/>
+              <w:spacing w:before="0" w:beforeAutospacing="0" w:line="12" w:lineRule="atLeast"/>
+              <w:jc w:val="left"/>
+              <w:rPr>
+                <w:rFonts w:hint="default" w:ascii="sans-serif" w:hAnsi="sans-serif" w:eastAsia="sans-serif" w:cs="sans-serif"/>
+              </w:rPr>
+            </w:pPr>
+            <w:r>
+              <w:rPr>
+                <w:rStyle w:val="7"/>
+                <w:rFonts w:hint="default" w:ascii="sans-serif" w:hAnsi="sans-serif" w:eastAsia="sans-serif" w:cs="sans-serif"/>
+                <w:kern w:val="0"/>
+                <w:sz w:val="24"/>
+                <w:szCs w:val="24"/>
+                <w:lang w:val="en-US" w:eastAsia="zh-CN" w:bidi="ar"/>
+              </w:rPr>
+              <w:t>Responsabilidad Principal</w:t>
+            </w:r>
+          </w:p>
+        </w:tc>
+      </w:tr>
+      <w:tr>
+        <w:tblPrEx>
+          <w:tblBorders>
+            <w:top w:val="none" w:color="auto" w:sz="0" w:space="0"/>
+            <w:left w:val="none" w:color="auto" w:sz="0" w:space="0"/>
+            <w:bottom w:val="none" w:color="auto" w:sz="0" w:space="0"/>
+            <w:right w:val="none" w:color="auto" w:sz="0" w:space="0"/>
+            <w:insideH w:val="none" w:color="auto" w:sz="0" w:space="0"/>
+            <w:insideV w:val="none" w:color="auto" w:sz="0" w:space="0"/>
+          </w:tblBorders>
+          <w:shd w:val="clear"/>
+          <w:tblCellMar>
+            <w:top w:w="15" w:type="dxa"/>
+            <w:left w:w="15" w:type="dxa"/>
+            <w:bottom w:w="15" w:type="dxa"/>
+            <w:right w:w="15" w:type="dxa"/>
+          </w:tblCellMar>
+        </w:tblPrEx>
+        <w:trPr>
+          <w:tblCellSpacing w:w="15" w:type="dxa"/>
+        </w:trPr>
+        <w:tc>
+          <w:tcPr>
+            <w:tcW w:w="0" w:type="auto"/>
+            <w:tcBorders>
+              <w:top w:val="single" w:color="auto" w:sz="4" w:space="0"/>
+              <w:left w:val="single" w:color="auto" w:sz="4" w:space="0"/>
+              <w:bottom w:val="single" w:color="auto" w:sz="4" w:space="0"/>
+              <w:right w:val="single" w:color="auto" w:sz="4" w:space="0"/>
+            </w:tcBorders>
+            <w:shd w:val="clear"/>
+            <w:vAlign w:val="center"/>
+          </w:tcPr>
+          <w:p>
+            <w:pPr>
+              <w:keepNext w:val="0"/>
+              <w:keepLines w:val="0"/>
+              <w:widowControl/>
+              <w:suppressLineNumbers w:val="0"/>
+              <w:spacing w:before="0" w:beforeAutospacing="0" w:line="12" w:lineRule="atLeast"/>
+              <w:jc w:val="left"/>
+              <w:rPr>
+                <w:rFonts w:hint="default" w:ascii="sans-serif" w:hAnsi="sans-serif" w:eastAsia="sans-serif" w:cs="sans-serif"/>
+              </w:rPr>
+            </w:pPr>
+            <w:r>
+              <w:rPr>
+                <w:rFonts w:hint="default" w:ascii="sans-serif" w:hAnsi="sans-serif" w:eastAsia="sans-serif" w:cs="sans-serif"/>
+                <w:b/>
+                <w:bCs/>
+                <w:kern w:val="0"/>
+                <w:sz w:val="24"/>
+                <w:szCs w:val="24"/>
+                <w:lang w:val="en-US" w:eastAsia="zh-CN" w:bidi="ar"/>
+              </w:rPr>
+              <w:t>Pacman.h</w:t>
+            </w:r>
+          </w:p>
+        </w:tc>
+        <w:tc>
+          <w:tcPr>
+            <w:tcW w:w="0" w:type="auto"/>
+            <w:tcBorders>
+              <w:top w:val="single" w:color="auto" w:sz="4" w:space="0"/>
+              <w:left w:val="single" w:color="auto" w:sz="4" w:space="0"/>
+              <w:bottom w:val="single" w:color="auto" w:sz="4" w:space="0"/>
+              <w:right w:val="single" w:color="auto" w:sz="4" w:space="0"/>
+            </w:tcBorders>
+            <w:shd w:val="clear"/>
+            <w:vAlign w:val="center"/>
+          </w:tcPr>
+          <w:p>
+            <w:pPr>
+              <w:keepNext w:val="0"/>
+              <w:keepLines w:val="0"/>
+              <w:widowControl/>
+              <w:suppressLineNumbers w:val="0"/>
+              <w:spacing w:before="0" w:beforeAutospacing="0" w:line="12" w:lineRule="atLeast"/>
+              <w:jc w:val="left"/>
+              <w:rPr>
+                <w:rFonts w:hint="default" w:ascii="sans-serif" w:hAnsi="sans-serif" w:eastAsia="sans-serif" w:cs="sans-serif"/>
+              </w:rPr>
+            </w:pPr>
+            <w:r>
+              <w:rPr>
+                <w:rFonts w:hint="default" w:ascii="sans-serif" w:hAnsi="sans-serif" w:eastAsia="sans-serif" w:cs="sans-serif"/>
+                <w:kern w:val="0"/>
+                <w:sz w:val="24"/>
+                <w:szCs w:val="24"/>
+                <w:lang w:val="en-US" w:eastAsia="zh-CN" w:bidi="ar"/>
+              </w:rPr>
+              <w:t>Definición de la clase, atributos (puntos, posición) y firmas de métodos.</w:t>
+            </w:r>
+          </w:p>
+        </w:tc>
+      </w:tr>
+      <w:tr>
+        <w:tblPrEx>
+          <w:tblBorders>
+            <w:top w:val="none" w:color="auto" w:sz="0" w:space="0"/>
+            <w:left w:val="none" w:color="auto" w:sz="0" w:space="0"/>
+            <w:bottom w:val="none" w:color="auto" w:sz="0" w:space="0"/>
+            <w:right w:val="none" w:color="auto" w:sz="0" w:space="0"/>
+            <w:insideH w:val="none" w:color="auto" w:sz="0" w:space="0"/>
+            <w:insideV w:val="none" w:color="auto" w:sz="0" w:space="0"/>
+          </w:tblBorders>
+          <w:shd w:val="clear"/>
+          <w:tblCellMar>
+            <w:top w:w="15" w:type="dxa"/>
+            <w:left w:w="15" w:type="dxa"/>
+            <w:bottom w:w="15" w:type="dxa"/>
+            <w:right w:w="15" w:type="dxa"/>
+          </w:tblCellMar>
+        </w:tblPrEx>
+        <w:trPr>
+          <w:tblCellSpacing w:w="15" w:type="dxa"/>
+        </w:trPr>
+        <w:tc>
+          <w:tcPr>
+            <w:tcW w:w="0" w:type="auto"/>
+            <w:tcBorders>
+              <w:top w:val="single" w:color="auto" w:sz="4" w:space="0"/>
+              <w:left w:val="single" w:color="auto" w:sz="4" w:space="0"/>
+              <w:bottom w:val="single" w:color="auto" w:sz="4" w:space="0"/>
+              <w:right w:val="single" w:color="auto" w:sz="4" w:space="0"/>
+            </w:tcBorders>
+            <w:shd w:val="clear"/>
+            <w:vAlign w:val="center"/>
+          </w:tcPr>
+          <w:p>
+            <w:pPr>
+              <w:keepNext w:val="0"/>
+              <w:keepLines w:val="0"/>
+              <w:widowControl/>
+              <w:suppressLineNumbers w:val="0"/>
+              <w:spacing w:before="0" w:beforeAutospacing="0" w:line="12" w:lineRule="atLeast"/>
+              <w:jc w:val="left"/>
+              <w:rPr>
+                <w:rFonts w:hint="default" w:ascii="sans-serif" w:hAnsi="sans-serif" w:eastAsia="sans-serif" w:cs="sans-serif"/>
+              </w:rPr>
+            </w:pPr>
+            <w:r>
+              <w:rPr>
+                <w:rFonts w:hint="default" w:ascii="sans-serif" w:hAnsi="sans-serif" w:eastAsia="sans-serif" w:cs="sans-serif"/>
+                <w:b/>
+                <w:bCs/>
+                <w:kern w:val="0"/>
+                <w:sz w:val="24"/>
+                <w:szCs w:val="24"/>
+                <w:lang w:val="en-US" w:eastAsia="zh-CN" w:bidi="ar"/>
+              </w:rPr>
+              <w:t>Pacman.cpp</w:t>
+            </w:r>
+          </w:p>
+        </w:tc>
+        <w:tc>
+          <w:tcPr>
+            <w:tcW w:w="0" w:type="auto"/>
+            <w:tcBorders>
+              <w:top w:val="single" w:color="auto" w:sz="4" w:space="0"/>
+              <w:left w:val="single" w:color="auto" w:sz="4" w:space="0"/>
+              <w:bottom w:val="single" w:color="auto" w:sz="4" w:space="0"/>
+              <w:right w:val="single" w:color="auto" w:sz="4" w:space="0"/>
+            </w:tcBorders>
+            <w:shd w:val="clear"/>
+            <w:vAlign w:val="center"/>
+          </w:tcPr>
+          <w:p>
+            <w:pPr>
+              <w:keepNext w:val="0"/>
+              <w:keepLines w:val="0"/>
+              <w:widowControl/>
+              <w:suppressLineNumbers w:val="0"/>
+              <w:spacing w:before="0" w:beforeAutospacing="0" w:line="12" w:lineRule="atLeast"/>
+              <w:jc w:val="left"/>
+              <w:rPr>
+                <w:rFonts w:hint="default" w:ascii="sans-serif" w:hAnsi="sans-serif" w:eastAsia="sans-serif" w:cs="sans-serif"/>
+              </w:rPr>
+            </w:pPr>
+            <w:r>
+              <w:rPr>
+                <w:rFonts w:hint="default" w:ascii="sans-serif" w:hAnsi="sans-serif" w:eastAsia="sans-serif" w:cs="sans-serif"/>
+                <w:kern w:val="0"/>
+                <w:sz w:val="24"/>
+                <w:szCs w:val="24"/>
+                <w:lang w:val="en-US" w:eastAsia="zh-CN" w:bidi="ar"/>
+              </w:rPr>
+              <w:t xml:space="preserve">Lógica de </w:t>
+            </w:r>
+            <w:r>
+              <w:rPr>
+                <w:rStyle w:val="6"/>
+                <w:rFonts w:hint="default" w:ascii="sans-serif" w:hAnsi="sans-serif" w:eastAsia="sans-serif" w:cs="sans-serif"/>
+                <w:kern w:val="0"/>
+                <w:sz w:val="24"/>
+                <w:szCs w:val="24"/>
+                <w:lang w:val="en-US" w:eastAsia="zh-CN" w:bidi="ar"/>
+              </w:rPr>
+              <w:t>switch</w:t>
+            </w:r>
+            <w:r>
+              <w:rPr>
+                <w:rFonts w:hint="default" w:ascii="sans-serif" w:hAnsi="sans-serif" w:eastAsia="sans-serif" w:cs="sans-serif"/>
+                <w:kern w:val="0"/>
+                <w:sz w:val="24"/>
+                <w:szCs w:val="24"/>
+                <w:lang w:val="en-US" w:eastAsia="zh-CN" w:bidi="ar"/>
+              </w:rPr>
+              <w:t xml:space="preserve"> para movimientos y aritmética de la sobrecarga de </w:t>
+            </w:r>
+            <w:r>
+              <w:rPr>
+                <w:rStyle w:val="6"/>
+                <w:rFonts w:hint="default" w:ascii="sans-serif" w:hAnsi="sans-serif" w:eastAsia="sans-serif" w:cs="sans-serif"/>
+                <w:kern w:val="0"/>
+                <w:sz w:val="24"/>
+                <w:szCs w:val="24"/>
+                <w:lang w:val="en-US" w:eastAsia="zh-CN" w:bidi="ar"/>
+              </w:rPr>
+              <w:t>+</w:t>
+            </w:r>
+            <w:r>
+              <w:rPr>
+                <w:rFonts w:hint="default" w:ascii="sans-serif" w:hAnsi="sans-serif" w:eastAsia="sans-serif" w:cs="sans-serif"/>
+                <w:kern w:val="0"/>
+                <w:sz w:val="24"/>
+                <w:szCs w:val="24"/>
+                <w:lang w:val="en-US" w:eastAsia="zh-CN" w:bidi="ar"/>
+              </w:rPr>
+              <w:t>.</w:t>
+            </w:r>
+          </w:p>
+        </w:tc>
+      </w:tr>
+      <w:tr>
+        <w:tblPrEx>
+          <w:tblBorders>
+            <w:top w:val="none" w:color="auto" w:sz="0" w:space="0"/>
+            <w:left w:val="none" w:color="auto" w:sz="0" w:space="0"/>
+            <w:bottom w:val="none" w:color="auto" w:sz="0" w:space="0"/>
+            <w:right w:val="none" w:color="auto" w:sz="0" w:space="0"/>
+            <w:insideH w:val="none" w:color="auto" w:sz="0" w:space="0"/>
+            <w:insideV w:val="none" w:color="auto" w:sz="0" w:space="0"/>
+          </w:tblBorders>
+          <w:shd w:val="clear"/>
+          <w:tblCellMar>
+            <w:top w:w="15" w:type="dxa"/>
+            <w:left w:w="15" w:type="dxa"/>
+            <w:bottom w:w="15" w:type="dxa"/>
+            <w:right w:w="15" w:type="dxa"/>
+          </w:tblCellMar>
+        </w:tblPrEx>
+        <w:trPr>
+          <w:tblCellSpacing w:w="15" w:type="dxa"/>
+        </w:trPr>
+        <w:tc>
+          <w:tcPr>
+            <w:tcW w:w="0" w:type="auto"/>
+            <w:tcBorders>
+              <w:top w:val="single" w:color="auto" w:sz="4" w:space="0"/>
+              <w:left w:val="single" w:color="auto" w:sz="4" w:space="0"/>
+              <w:bottom w:val="single" w:color="auto" w:sz="4" w:space="0"/>
+              <w:right w:val="single" w:color="auto" w:sz="4" w:space="0"/>
+            </w:tcBorders>
+            <w:shd w:val="clear"/>
+            <w:vAlign w:val="center"/>
+          </w:tcPr>
+          <w:p>
+            <w:pPr>
+              <w:keepNext w:val="0"/>
+              <w:keepLines w:val="0"/>
+              <w:widowControl/>
+              <w:suppressLineNumbers w:val="0"/>
+              <w:spacing w:before="0" w:beforeAutospacing="0" w:line="12" w:lineRule="atLeast"/>
+              <w:jc w:val="left"/>
+              <w:rPr>
+                <w:rFonts w:hint="default" w:ascii="sans-serif" w:hAnsi="sans-serif" w:eastAsia="sans-serif" w:cs="sans-serif"/>
+              </w:rPr>
+            </w:pPr>
+            <w:r>
+              <w:rPr>
+                <w:rFonts w:hint="default" w:ascii="sans-serif" w:hAnsi="sans-serif" w:eastAsia="sans-serif" w:cs="sans-serif"/>
+                <w:b/>
+                <w:bCs/>
+                <w:kern w:val="0"/>
+                <w:sz w:val="24"/>
+                <w:szCs w:val="24"/>
+                <w:lang w:val="en-US" w:eastAsia="zh-CN" w:bidi="ar"/>
+              </w:rPr>
+              <w:t>main.cpp</w:t>
+            </w:r>
+          </w:p>
+        </w:tc>
+        <w:tc>
+          <w:tcPr>
+            <w:tcW w:w="0" w:type="auto"/>
+            <w:tcBorders>
+              <w:top w:val="single" w:color="auto" w:sz="4" w:space="0"/>
+              <w:left w:val="single" w:color="auto" w:sz="4" w:space="0"/>
+              <w:bottom w:val="single" w:color="auto" w:sz="4" w:space="0"/>
+              <w:right w:val="single" w:color="auto" w:sz="4" w:space="0"/>
+            </w:tcBorders>
+            <w:shd w:val="clear"/>
+            <w:vAlign w:val="center"/>
+          </w:tcPr>
+          <w:p>
+            <w:pPr>
+              <w:keepNext w:val="0"/>
+              <w:keepLines w:val="0"/>
+              <w:widowControl/>
+              <w:suppressLineNumbers w:val="0"/>
+              <w:spacing w:before="0" w:beforeAutospacing="0" w:line="12" w:lineRule="atLeast"/>
+              <w:jc w:val="left"/>
+              <w:rPr>
+                <w:rFonts w:hint="default" w:ascii="sans-serif" w:hAnsi="sans-serif" w:eastAsia="sans-serif" w:cs="sans-serif"/>
+              </w:rPr>
+            </w:pPr>
+            <w:r>
+              <w:rPr>
+                <w:rFonts w:hint="default" w:ascii="sans-serif" w:hAnsi="sans-serif" w:eastAsia="sans-serif" w:cs="sans-serif"/>
+                <w:kern w:val="0"/>
+                <w:sz w:val="24"/>
+                <w:szCs w:val="24"/>
+                <w:lang w:val="en-US" w:eastAsia="zh-CN" w:bidi="ar"/>
+              </w:rPr>
+              <w:t>Creación del objeto, flujo de control y pruebas de los métodos sobrecargados.</w:t>
+            </w:r>
+          </w:p>
+        </w:tc>
+      </w:tr>
+    </w:tbl>
+    <w:p>
+      <w:pPr>
+        <w:pStyle w:val="8"/>
+        <w:keepNext w:val="0"/>
+        <w:keepLines w:val="0"/>
+        <w:widowControl/>
+        <w:suppressLineNumbers w:val="0"/>
+        <w:spacing w:before="0" w:beforeAutospacing="0" w:line="12" w:lineRule="atLeast"/>
+        <w:ind w:left="720" w:right="720"/>
+        <w:rPr>
+          <w:rFonts w:hint="default" w:ascii="sans-serif" w:hAnsi="sans-serif" w:eastAsia="sans-serif" w:cs="sans-serif"/>
+          <w:sz w:val="24"/>
+          <w:szCs w:val="24"/>
+        </w:rPr>
+      </w:pPr>
+    </w:p>
+    <w:p>
+      <w:pPr>
+        <w:pStyle w:val="8"/>
+        <w:keepNext w:val="0"/>
+        <w:keepLines w:val="0"/>
+        <w:widowControl/>
+        <w:suppressLineNumbers w:val="0"/>
+        <w:spacing w:before="0" w:beforeAutospacing="0" w:line="12" w:lineRule="atLeast"/>
+        <w:ind w:left="720"/>
+        <w:rPr>
+          <w:rFonts w:hint="default" w:ascii="sans-serif" w:hAnsi="sans-serif" w:eastAsia="sans-serif" w:cs="sans-serif"/>
+        </w:rPr>
+      </w:pPr>
+    </w:p>
+    <w:p>
+      <w:pPr>
+        <w:keepNext w:val="0"/>
+        <w:keepLines w:val="0"/>
+        <w:widowControl/>
+        <w:numPr>
+          <w:numId w:val="0"/>
+        </w:numPr>
+        <w:suppressLineNumbers w:val="0"/>
+        <w:spacing w:before="0" w:beforeAutospacing="1" w:after="0" w:afterAutospacing="1"/>
+      </w:pPr>
+    </w:p>
+    <w:p>
+      <w:pPr>
+        <w:keepNext w:val="0"/>
+        <w:keepLines w:val="0"/>
+        <w:widowControl/>
+        <w:suppressLineNumbers w:val="0"/>
+        <w:jc w:val="left"/>
+        <w:rPr>
+          <w:rFonts w:hint="default" w:ascii="Helvetica" w:hAnsi="Helvetica" w:eastAsia="Helvetica" w:cs="Helvetica"/>
+          <w:color w:val="000000"/>
+          <w:kern w:val="0"/>
+          <w:sz w:val="20"/>
+          <w:szCs w:val="20"/>
+          <w:lang w:val="en-US" w:eastAsia="zh-CN" w:bidi="ar"/>
+        </w:rPr>
+      </w:pPr>
+    </w:p>
+    <w:p>
+      <w:pPr>
+        <w:keepNext w:val="0"/>
+        <w:keepLines w:val="0"/>
+        <w:widowControl/>
+        <w:suppressLineNumbers w:val="0"/>
+        <w:jc w:val="left"/>
+        <w:rPr>
+          <w:rFonts w:hint="default" w:ascii="Helvetica" w:hAnsi="Helvetica" w:eastAsia="Helvetica" w:cs="Helvetica"/>
+          <w:color w:val="000000"/>
+          <w:kern w:val="0"/>
+          <w:sz w:val="20"/>
+          <w:szCs w:val="20"/>
+          <w:lang w:val="en-US" w:eastAsia="zh-CN" w:bidi="ar"/>
+        </w:rPr>
+      </w:pPr>
     </w:p>
     <w:p>
       <w:pPr>
@@ -686,6 +2211,290 @@
       </w:pPr>
       <w:r>
         <w:rPr>
+          <w:rFonts w:hint="default" w:ascii="Helvetica-Bold" w:hAnsi="Helvetica-Bold" w:eastAsia="Helvetica-Bold" w:cs="Helvetica-Bold"/>
+          <w:b/>
+          <w:bCs/>
+          <w:color w:val="000000"/>
+          <w:kern w:val="0"/>
+          <w:sz w:val="28"/>
+          <w:szCs w:val="28"/>
+          <w:lang w:val="en-US" w:eastAsia="zh-CN" w:bidi="ar"/>
+        </w:rPr>
+        <w:t>Análisis</w:t>
+      </w:r>
+    </w:p>
+    <w:p>
+      <w:pPr>
+        <w:keepNext w:val="0"/>
+        <w:keepLines w:val="0"/>
+        <w:widowControl/>
+        <w:suppressLineNumbers w:val="0"/>
+        <w:jc w:val="left"/>
+      </w:pPr>
+      <w:r>
+        <w:rPr>
+          <w:rFonts w:hint="default" w:ascii="Helvetica" w:hAnsi="Helvetica" w:eastAsia="Helvetica" w:cs="Helvetica"/>
+          <w:color w:val="000000"/>
+          <w:kern w:val="0"/>
+          <w:sz w:val="20"/>
+          <w:szCs w:val="20"/>
+          <w:lang w:val="en-US" w:eastAsia="zh-CN" w:bidi="ar"/>
+        </w:rPr>
+        <w:t>La sobrecarga de métodos permite definir múltiples funciones con el mismo nombre pero diferente</w:t>
+      </w:r>
+      <w:r>
+        <w:rPr>
+          <w:rFonts w:hint="default" w:ascii="Helvetica" w:hAnsi="Helvetica" w:eastAsia="Helvetica" w:cs="Helvetica"/>
+          <w:color w:val="000000"/>
+          <w:kern w:val="0"/>
+          <w:sz w:val="8"/>
+          <w:szCs w:val="8"/>
+          <w:lang w:val="en-US" w:eastAsia="zh-CN" w:bidi="ar"/>
+        </w:rPr>
+        <w:t xml:space="preserve"> </w:t>
+      </w:r>
+    </w:p>
+    <w:p>
+      <w:pPr>
+        <w:keepNext w:val="0"/>
+        <w:keepLines w:val="0"/>
+        <w:widowControl/>
+        <w:suppressLineNumbers w:val="0"/>
+        <w:jc w:val="left"/>
+      </w:pPr>
+      <w:r>
+        <w:rPr>
+          <w:rFonts w:hint="default" w:ascii="Helvetica" w:hAnsi="Helvetica" w:eastAsia="Helvetica" w:cs="Helvetica"/>
+          <w:color w:val="000000"/>
+          <w:kern w:val="0"/>
+          <w:sz w:val="20"/>
+          <w:szCs w:val="20"/>
+          <w:lang w:val="en-US" w:eastAsia="zh-CN" w:bidi="ar"/>
+        </w:rPr>
+        <w:t xml:space="preserve">lista de parámetros. El compilador decide cuál función ejecutar dependiendo de los argumentos </w:t>
+      </w:r>
+    </w:p>
+    <w:p>
+      <w:pPr>
+        <w:keepNext w:val="0"/>
+        <w:keepLines w:val="0"/>
+        <w:widowControl/>
+        <w:suppressLineNumbers w:val="0"/>
+        <w:jc w:val="left"/>
+      </w:pPr>
+      <w:r>
+        <w:rPr>
+          <w:rFonts w:hint="default" w:ascii="Helvetica" w:hAnsi="Helvetica" w:eastAsia="Helvetica" w:cs="Helvetica"/>
+          <w:color w:val="000000"/>
+          <w:kern w:val="0"/>
+          <w:sz w:val="20"/>
+          <w:szCs w:val="20"/>
+          <w:lang w:val="en-US" w:eastAsia="zh-CN" w:bidi="ar"/>
+        </w:rPr>
+        <w:t>utilizados en la llamada.</w:t>
+      </w:r>
+    </w:p>
+    <w:p>
+      <w:pPr>
+        <w:keepNext w:val="0"/>
+        <w:keepLines w:val="0"/>
+        <w:widowControl/>
+        <w:suppressLineNumbers w:val="0"/>
+        <w:jc w:val="left"/>
+      </w:pPr>
+      <w:r>
+        <w:rPr>
+          <w:rFonts w:hint="default" w:ascii="Helvetica" w:hAnsi="Helvetica" w:eastAsia="Helvetica" w:cs="Helvetica"/>
+          <w:color w:val="000000"/>
+          <w:kern w:val="0"/>
+          <w:sz w:val="20"/>
+          <w:szCs w:val="20"/>
+          <w:lang w:val="en-US" w:eastAsia="zh-CN" w:bidi="ar"/>
+        </w:rPr>
+        <w:t xml:space="preserve">Por ejemplo, si se llama mover() sin parámetros, se ejecuta una versión diferente a cuando se </w:t>
+      </w:r>
+    </w:p>
+    <w:p>
+      <w:pPr>
+        <w:keepNext w:val="0"/>
+        <w:keepLines w:val="0"/>
+        <w:widowControl/>
+        <w:suppressLineNumbers w:val="0"/>
+        <w:jc w:val="left"/>
+      </w:pPr>
+      <w:r>
+        <w:rPr>
+          <w:rFonts w:hint="default" w:ascii="Helvetica" w:hAnsi="Helvetica" w:eastAsia="Helvetica" w:cs="Helvetica"/>
+          <w:color w:val="000000"/>
+          <w:kern w:val="0"/>
+          <w:sz w:val="20"/>
+          <w:szCs w:val="20"/>
+          <w:lang w:val="en-US" w:eastAsia="zh-CN" w:bidi="ar"/>
+        </w:rPr>
+        <w:t>llama mover('w') o mover(5). Esto facilita la reutilización del código y hace el programa más flexible.</w:t>
+      </w:r>
+    </w:p>
+    <w:p>
+      <w:pPr>
+        <w:keepNext w:val="0"/>
+        <w:keepLines w:val="0"/>
+        <w:widowControl/>
+        <w:suppressLineNumbers w:val="0"/>
+        <w:jc w:val="left"/>
+      </w:pPr>
+      <w:r>
+        <w:rPr>
+          <w:rFonts w:hint="default" w:ascii="Helvetica" w:hAnsi="Helvetica" w:eastAsia="Helvetica" w:cs="Helvetica"/>
+          <w:color w:val="000000"/>
+          <w:kern w:val="0"/>
+          <w:sz w:val="20"/>
+          <w:szCs w:val="20"/>
+          <w:lang w:val="en-US" w:eastAsia="zh-CN" w:bidi="ar"/>
+        </w:rPr>
+        <w:t>La sobrecarga de operadores permite redefinir operadores como + y += para que trabajen con</w:t>
+      </w:r>
+      <w:r>
+        <w:rPr>
+          <w:rFonts w:hint="default" w:ascii="Helvetica" w:hAnsi="Helvetica" w:eastAsia="Helvetica" w:cs="Helvetica"/>
+          <w:color w:val="000000"/>
+          <w:kern w:val="0"/>
+          <w:sz w:val="8"/>
+          <w:szCs w:val="8"/>
+          <w:lang w:val="en-US" w:eastAsia="zh-CN" w:bidi="ar"/>
+        </w:rPr>
+        <w:t xml:space="preserve"> </w:t>
+      </w:r>
+    </w:p>
+    <w:p>
+      <w:pPr>
+        <w:keepNext w:val="0"/>
+        <w:keepLines w:val="0"/>
+        <w:widowControl/>
+        <w:suppressLineNumbers w:val="0"/>
+        <w:jc w:val="left"/>
+      </w:pPr>
+      <w:r>
+        <w:rPr>
+          <w:rFonts w:hint="default" w:ascii="Helvetica" w:hAnsi="Helvetica" w:eastAsia="Helvetica" w:cs="Helvetica"/>
+          <w:color w:val="000000"/>
+          <w:kern w:val="0"/>
+          <w:sz w:val="20"/>
+          <w:szCs w:val="20"/>
+          <w:lang w:val="en-US" w:eastAsia="zh-CN" w:bidi="ar"/>
+        </w:rPr>
+        <w:t xml:space="preserve">objetos. En este caso, estos operadores se utilizan para aumentar los puntos del personaje </w:t>
+      </w:r>
+    </w:p>
+    <w:p>
+      <w:pPr>
+        <w:keepNext w:val="0"/>
+        <w:keepLines w:val="0"/>
+        <w:widowControl/>
+        <w:suppressLineNumbers w:val="0"/>
+        <w:jc w:val="left"/>
+      </w:pPr>
+      <w:r>
+        <w:rPr>
+          <w:rFonts w:hint="default" w:ascii="Helvetica" w:hAnsi="Helvetica" w:eastAsia="Helvetica" w:cs="Helvetica"/>
+          <w:color w:val="000000"/>
+          <w:kern w:val="0"/>
+          <w:sz w:val="20"/>
+          <w:szCs w:val="20"/>
+          <w:lang w:val="en-US" w:eastAsia="zh-CN" w:bidi="ar"/>
+        </w:rPr>
+        <w:t>Pacman.</w:t>
+      </w:r>
+    </w:p>
+    <w:p>
+      <w:pPr>
+        <w:jc w:val="center"/>
+        <w:rPr>
+          <w:sz w:val="28"/>
+          <w:szCs w:val="28"/>
+        </w:rPr>
+      </w:pPr>
+    </w:p>
+    <w:p>
+      <w:pPr>
+        <w:keepNext w:val="0"/>
+        <w:keepLines w:val="0"/>
+        <w:widowControl/>
+        <w:suppressLineNumbers w:val="0"/>
+        <w:jc w:val="left"/>
+      </w:pPr>
+      <w:r>
+        <w:rPr>
+          <w:rFonts w:ascii="Helvetica" w:hAnsi="Helvetica" w:eastAsia="Helvetica" w:cs="Helvetica"/>
+          <w:color w:val="000000"/>
+          <w:kern w:val="0"/>
+          <w:sz w:val="20"/>
+          <w:szCs w:val="20"/>
+          <w:lang w:val="en-US" w:eastAsia="zh-CN" w:bidi="ar"/>
+        </w:rPr>
+        <w:t xml:space="preserve">El flujo de información inicia en el main, donde se crean objetos y se llaman métodos. Estos </w:t>
+      </w:r>
+    </w:p>
+    <w:p>
+      <w:pPr>
+        <w:keepNext w:val="0"/>
+        <w:keepLines w:val="0"/>
+        <w:widowControl/>
+        <w:suppressLineNumbers w:val="0"/>
+        <w:jc w:val="left"/>
+      </w:pPr>
+      <w:r>
+        <w:rPr>
+          <w:rFonts w:hint="default" w:ascii="Helvetica" w:hAnsi="Helvetica" w:eastAsia="Helvetica" w:cs="Helvetica"/>
+          <w:color w:val="000000"/>
+          <w:kern w:val="0"/>
+          <w:sz w:val="20"/>
+          <w:szCs w:val="20"/>
+          <w:lang w:val="en-US" w:eastAsia="zh-CN" w:bidi="ar"/>
+        </w:rPr>
+        <w:t>métodos modifican los atributos del objeto (posición, puntos), y los cambios se reflejan en la salida</w:t>
+      </w:r>
+      <w:r>
+        <w:rPr>
+          <w:rFonts w:hint="default" w:ascii="Helvetica" w:hAnsi="Helvetica" w:eastAsia="Helvetica" w:cs="Helvetica"/>
+          <w:color w:val="000000"/>
+          <w:kern w:val="0"/>
+          <w:sz w:val="8"/>
+          <w:szCs w:val="8"/>
+          <w:lang w:val="en-US" w:eastAsia="zh-CN" w:bidi="ar"/>
+        </w:rPr>
+        <w:t xml:space="preserve"> </w:t>
+      </w:r>
+    </w:p>
+    <w:p>
+      <w:pPr>
+        <w:keepNext w:val="0"/>
+        <w:keepLines w:val="0"/>
+        <w:widowControl/>
+        <w:suppressLineNumbers w:val="0"/>
+        <w:jc w:val="left"/>
+      </w:pPr>
+      <w:r>
+        <w:rPr>
+          <w:rFonts w:hint="default" w:ascii="Helvetica" w:hAnsi="Helvetica" w:eastAsia="Helvetica" w:cs="Helvetica"/>
+          <w:color w:val="000000"/>
+          <w:kern w:val="0"/>
+          <w:sz w:val="20"/>
+          <w:szCs w:val="20"/>
+          <w:lang w:val="en-US" w:eastAsia="zh-CN" w:bidi="ar"/>
+        </w:rPr>
+        <w:t>del programa.</w:t>
+      </w:r>
+    </w:p>
+    <w:p>
+      <w:pPr>
+        <w:keepNext w:val="0"/>
+        <w:keepLines w:val="0"/>
+        <w:widowControl/>
+        <w:suppressLineNumbers w:val="0"/>
+        <w:jc w:val="left"/>
+      </w:pPr>
+      <w:r>
+        <w:rPr>
           <w:rFonts w:ascii="Helvetica-Bold" w:hAnsi="Helvetica-Bold" w:eastAsia="Helvetica-Bold" w:cs="Helvetica-Bold"/>
           <w:b/>
           <w:bCs/>
@@ -695,211 +2504,73 @@
           <w:szCs w:val="28"/>
           <w:lang w:val="en-US" w:eastAsia="zh-CN" w:bidi="ar"/>
         </w:rPr>
-        <w:t>Desarrollo</w:t>
-      </w:r>
-    </w:p>
-    <w:p>
-      <w:pPr>
-        <w:keepNext w:val="0"/>
-        <w:keepLines w:val="0"/>
-        <w:widowControl/>
-        <w:suppressLineNumbers w:val="0"/>
-        <w:jc w:val="left"/>
-      </w:pPr>
-      <w:r>
-        <w:rPr>
-          <w:rFonts w:ascii="Helvetica" w:hAnsi="Helvetica" w:eastAsia="Helvetica" w:cs="Helvetica"/>
-          <w:color w:val="000000"/>
-          <w:kern w:val="0"/>
-          <w:sz w:val="20"/>
-          <w:szCs w:val="20"/>
-          <w:lang w:val="en-US" w:eastAsia="zh-CN" w:bidi="ar"/>
-        </w:rPr>
-        <w:t>El programa está compuesto por tres archivos principales: Pacman.h, Pacman.cpp y main.cpp. El</w:t>
-      </w:r>
-      <w:r>
-        <w:rPr>
-          <w:rFonts w:hint="default" w:ascii="Helvetica" w:hAnsi="Helvetica" w:eastAsia="Helvetica" w:cs="Helvetica"/>
-          <w:color w:val="000000"/>
-          <w:kern w:val="0"/>
-          <w:sz w:val="8"/>
-          <w:szCs w:val="8"/>
-          <w:lang w:val="en-US" w:eastAsia="zh-CN" w:bidi="ar"/>
-        </w:rPr>
-        <w:t xml:space="preserve"> </w:t>
-      </w:r>
-    </w:p>
-    <w:p>
-      <w:pPr>
-        <w:keepNext w:val="0"/>
-        <w:keepLines w:val="0"/>
-        <w:widowControl/>
-        <w:suppressLineNumbers w:val="0"/>
-        <w:jc w:val="left"/>
-      </w:pPr>
-      <w:r>
-        <w:rPr>
-          <w:rFonts w:hint="default" w:ascii="Helvetica" w:hAnsi="Helvetica" w:eastAsia="Helvetica" w:cs="Helvetica"/>
-          <w:color w:val="000000"/>
-          <w:kern w:val="0"/>
-          <w:sz w:val="20"/>
-          <w:szCs w:val="20"/>
-          <w:lang w:val="en-US" w:eastAsia="zh-CN" w:bidi="ar"/>
-        </w:rPr>
-        <w:t xml:space="preserve">archivo .h contiene la definición de la clase, el .cpp la implementación de los métodos, y el </w:t>
-      </w:r>
-    </w:p>
-    <w:p>
-      <w:pPr>
-        <w:keepNext w:val="0"/>
-        <w:keepLines w:val="0"/>
-        <w:widowControl/>
-        <w:suppressLineNumbers w:val="0"/>
-        <w:jc w:val="left"/>
-      </w:pPr>
-      <w:r>
-        <w:rPr>
-          <w:rFonts w:hint="default" w:ascii="Helvetica" w:hAnsi="Helvetica" w:eastAsia="Helvetica" w:cs="Helvetica"/>
-          <w:color w:val="000000"/>
-          <w:kern w:val="0"/>
-          <w:sz w:val="20"/>
-          <w:szCs w:val="20"/>
-          <w:lang w:val="en-US" w:eastAsia="zh-CN" w:bidi="ar"/>
-        </w:rPr>
-        <w:t>main.cpp ejecuta el programa.</w:t>
-      </w:r>
-    </w:p>
-    <w:p>
-      <w:pPr>
-        <w:keepNext w:val="0"/>
-        <w:keepLines w:val="0"/>
-        <w:widowControl/>
-        <w:suppressLineNumbers w:val="0"/>
-        <w:jc w:val="left"/>
-      </w:pPr>
-      <w:r>
-        <w:rPr>
-          <w:rFonts w:hint="default" w:ascii="Helvetica" w:hAnsi="Helvetica" w:eastAsia="Helvetica" w:cs="Helvetica"/>
-          <w:color w:val="000000"/>
-          <w:kern w:val="0"/>
-          <w:sz w:val="20"/>
-          <w:szCs w:val="20"/>
-          <w:lang w:val="en-US" w:eastAsia="zh-CN" w:bidi="ar"/>
-        </w:rPr>
-        <w:t>El personaje Pacman puede moverse en diferentes direcciones y acumular puntos. Esto se logra</w:t>
-      </w:r>
-      <w:r>
-        <w:rPr>
-          <w:rFonts w:hint="default" w:ascii="Helvetica" w:hAnsi="Helvetica" w:eastAsia="Helvetica" w:cs="Helvetica"/>
-          <w:color w:val="000000"/>
-          <w:kern w:val="0"/>
-          <w:sz w:val="8"/>
-          <w:szCs w:val="8"/>
-          <w:lang w:val="en-US" w:eastAsia="zh-CN" w:bidi="ar"/>
-        </w:rPr>
-        <w:t xml:space="preserve"> </w:t>
-      </w:r>
-    </w:p>
-    <w:p>
-      <w:pPr>
-        <w:keepNext w:val="0"/>
-        <w:keepLines w:val="0"/>
-        <w:widowControl/>
-        <w:suppressLineNumbers w:val="0"/>
-        <w:jc w:val="left"/>
-      </w:pPr>
-      <w:r>
-        <w:rPr>
-          <w:rFonts w:hint="default" w:ascii="Helvetica" w:hAnsi="Helvetica" w:eastAsia="Helvetica" w:cs="Helvetica"/>
-          <w:color w:val="000000"/>
-          <w:kern w:val="0"/>
-          <w:sz w:val="20"/>
-          <w:szCs w:val="20"/>
-          <w:lang w:val="en-US" w:eastAsia="zh-CN" w:bidi="ar"/>
-        </w:rPr>
-        <w:t>mediante métodos sobrecargados como mover(), mover(char direccion) y mover(int pasos). Cada</w:t>
-      </w:r>
-      <w:r>
-        <w:rPr>
-          <w:rFonts w:hint="default" w:ascii="Helvetica" w:hAnsi="Helvetica" w:eastAsia="Helvetica" w:cs="Helvetica"/>
-          <w:color w:val="000000"/>
-          <w:kern w:val="0"/>
-          <w:sz w:val="8"/>
-          <w:szCs w:val="8"/>
-          <w:lang w:val="en-US" w:eastAsia="zh-CN" w:bidi="ar"/>
-        </w:rPr>
-        <w:t xml:space="preserve"> </w:t>
-      </w:r>
-    </w:p>
-    <w:p>
-      <w:pPr>
-        <w:keepNext w:val="0"/>
-        <w:keepLines w:val="0"/>
-        <w:widowControl/>
-        <w:suppressLineNumbers w:val="0"/>
-        <w:jc w:val="left"/>
-      </w:pPr>
-      <w:r>
-        <w:rPr>
-          <w:rFonts w:hint="default" w:ascii="Helvetica" w:hAnsi="Helvetica" w:eastAsia="Helvetica" w:cs="Helvetica"/>
-          <w:color w:val="000000"/>
-          <w:kern w:val="0"/>
-          <w:sz w:val="20"/>
-          <w:szCs w:val="20"/>
-          <w:lang w:val="en-US" w:eastAsia="zh-CN" w:bidi="ar"/>
-        </w:rPr>
-        <w:t>uno realiza una acción distinta dependiendo de los argumentos recibidos.</w:t>
-      </w:r>
-    </w:p>
-    <w:p>
-      <w:pPr>
-        <w:keepNext w:val="0"/>
-        <w:keepLines w:val="0"/>
-        <w:widowControl/>
-        <w:suppressLineNumbers w:val="0"/>
-        <w:jc w:val="left"/>
-      </w:pPr>
-      <w:r>
-        <w:rPr>
-          <w:rFonts w:hint="default" w:ascii="Helvetica" w:hAnsi="Helvetica" w:eastAsia="Helvetica" w:cs="Helvetica"/>
-          <w:color w:val="000000"/>
-          <w:kern w:val="0"/>
-          <w:sz w:val="20"/>
-          <w:szCs w:val="20"/>
-          <w:lang w:val="en-US" w:eastAsia="zh-CN" w:bidi="ar"/>
-        </w:rPr>
-        <w:t>También se implementan operadores sobrecargados como + y += para modificar los puntos del</w:t>
-      </w:r>
-      <w:r>
-        <w:rPr>
-          <w:rFonts w:hint="default" w:ascii="Helvetica" w:hAnsi="Helvetica" w:eastAsia="Helvetica" w:cs="Helvetica"/>
-          <w:color w:val="000000"/>
-          <w:kern w:val="0"/>
-          <w:sz w:val="8"/>
-          <w:szCs w:val="8"/>
-          <w:lang w:val="en-US" w:eastAsia="zh-CN" w:bidi="ar"/>
-        </w:rPr>
-        <w:t xml:space="preserve"> </w:t>
-      </w:r>
-    </w:p>
-    <w:p>
-      <w:pPr>
-        <w:keepNext w:val="0"/>
-        <w:keepLines w:val="0"/>
-        <w:widowControl/>
-        <w:suppressLineNumbers w:val="0"/>
-        <w:jc w:val="left"/>
-      </w:pPr>
-      <w:r>
-        <w:rPr>
-          <w:rFonts w:hint="default" w:ascii="Helvetica" w:hAnsi="Helvetica" w:eastAsia="Helvetica" w:cs="Helvetica"/>
-          <w:color w:val="000000"/>
-          <w:kern w:val="0"/>
-          <w:sz w:val="20"/>
-          <w:szCs w:val="20"/>
-          <w:lang w:val="en-US" w:eastAsia="zh-CN" w:bidi="ar"/>
-        </w:rPr>
-        <w:t>personaje.</w:t>
+        <w:t>Conclusiones</w:t>
+      </w:r>
+    </w:p>
+    <w:p>
+      <w:pPr>
+        <w:pStyle w:val="8"/>
+        <w:keepNext w:val="0"/>
+        <w:keepLines w:val="0"/>
+        <w:widowControl/>
+        <w:suppressLineNumbers w:val="0"/>
+      </w:pPr>
+      <w:r>
+        <w:t>En esta práctica se logró comprender el uso de la sobrecarga de métodos y operadores en C++, lo cual permite que una misma función o símbolo tenga diferentes comportamientos dependiendo de cómo se utilice. A través del programa del personaje tipo Pacman, se observó cómo los métodos pueden adaptarse según los parámetros recibidos, facilitando la reutilización del código y haciendo más eficiente la programación.</w:t>
+      </w:r>
+    </w:p>
+    <w:p>
+      <w:pPr>
+        <w:pStyle w:val="8"/>
+        <w:keepNext w:val="0"/>
+        <w:keepLines w:val="0"/>
+        <w:widowControl/>
+        <w:suppressLineNumbers w:val="0"/>
+      </w:pPr>
+      <w:r>
+        <w:t xml:space="preserve">Además, se analizó la sobrecarga de operadores como </w:t>
+      </w:r>
+      <w:r>
+        <w:rPr>
+          <w:rStyle w:val="6"/>
+        </w:rPr>
+        <w:t>+</w:t>
+      </w:r>
+      <w:r>
+        <w:t xml:space="preserve"> y </w:t>
+      </w:r>
+      <w:r>
+        <w:rPr>
+          <w:rStyle w:val="6"/>
+        </w:rPr>
+        <w:t>+=</w:t>
+      </w:r>
+      <w:r>
+        <w:t>, entendiendo cómo estos pueden ser redefinidos para modificar directamente el estado de un objeto, en este caso los puntos del personaje. Esto ayuda a que el código sea más intuitivo y fácil de leer.</w:t>
+      </w:r>
+    </w:p>
+    <w:p>
+      <w:pPr>
+        <w:pStyle w:val="8"/>
+        <w:keepNext w:val="0"/>
+        <w:keepLines w:val="0"/>
+        <w:widowControl/>
+        <w:suppressLineNumbers w:val="0"/>
+      </w:pPr>
+      <w:r>
+        <w:t>Durante el desarrollo, se pudo identificar cómo fluye la información desde el programa principal hacia los métodos de la clase, y cómo cada acción afecta los atributos del objeto. También se reforzó la importancia de organizar el código en diferentes archivos para una mejor estructura.</w:t>
+      </w:r>
+    </w:p>
+    <w:p>
+      <w:pPr>
+        <w:pStyle w:val="8"/>
+        <w:keepNext w:val="0"/>
+        <w:keepLines w:val="0"/>
+        <w:widowControl/>
+        <w:suppressLineNumbers w:val="0"/>
+      </w:pPr>
+      <w:r>
+        <w:t>En conclusión, esta práctica permitió fortalecer los conocimientos de programación orientada a objetos, destacando la importancia de la sobrecarga como una herramienta clave para crear programas más flexibles, claros y reutilizables en situaciones reales.</w:t>
       </w:r>
     </w:p>
     <w:p>
@@ -920,399 +2591,6 @@
           <w:lang w:val="en-US" w:eastAsia="zh-CN" w:bidi="ar"/>
         </w:rPr>
       </w:pPr>
-    </w:p>
-    <w:p>
-      <w:pPr>
-        <w:keepNext w:val="0"/>
-        <w:keepLines w:val="0"/>
-        <w:widowControl/>
-        <w:suppressLineNumbers w:val="0"/>
-        <w:jc w:val="left"/>
-      </w:pPr>
-      <w:r>
-        <w:rPr>
-          <w:rFonts w:hint="default" w:ascii="Helvetica-Bold" w:hAnsi="Helvetica-Bold" w:eastAsia="Helvetica-Bold" w:cs="Helvetica-Bold"/>
-          <w:b/>
-          <w:bCs/>
-          <w:color w:val="000000"/>
-          <w:kern w:val="0"/>
-          <w:sz w:val="28"/>
-          <w:szCs w:val="28"/>
-          <w:lang w:val="en-US" w:eastAsia="zh-CN" w:bidi="ar"/>
-        </w:rPr>
-        <w:t>Análisis</w:t>
-      </w:r>
-    </w:p>
-    <w:p>
-      <w:pPr>
-        <w:keepNext w:val="0"/>
-        <w:keepLines w:val="0"/>
-        <w:widowControl/>
-        <w:suppressLineNumbers w:val="0"/>
-        <w:jc w:val="left"/>
-      </w:pPr>
-      <w:r>
-        <w:rPr>
-          <w:rFonts w:hint="default" w:ascii="Helvetica" w:hAnsi="Helvetica" w:eastAsia="Helvetica" w:cs="Helvetica"/>
-          <w:color w:val="000000"/>
-          <w:kern w:val="0"/>
-          <w:sz w:val="20"/>
-          <w:szCs w:val="20"/>
-          <w:lang w:val="en-US" w:eastAsia="zh-CN" w:bidi="ar"/>
-        </w:rPr>
-        <w:t>La sobrecarga de métodos permite definir múltiples funciones con el mismo nombre pero diferente</w:t>
-      </w:r>
-      <w:r>
-        <w:rPr>
-          <w:rFonts w:hint="default" w:ascii="Helvetica" w:hAnsi="Helvetica" w:eastAsia="Helvetica" w:cs="Helvetica"/>
-          <w:color w:val="000000"/>
-          <w:kern w:val="0"/>
-          <w:sz w:val="8"/>
-          <w:szCs w:val="8"/>
-          <w:lang w:val="en-US" w:eastAsia="zh-CN" w:bidi="ar"/>
-        </w:rPr>
-        <w:t xml:space="preserve"> </w:t>
-      </w:r>
-    </w:p>
-    <w:p>
-      <w:pPr>
-        <w:keepNext w:val="0"/>
-        <w:keepLines w:val="0"/>
-        <w:widowControl/>
-        <w:suppressLineNumbers w:val="0"/>
-        <w:jc w:val="left"/>
-      </w:pPr>
-      <w:r>
-        <w:rPr>
-          <w:rFonts w:hint="default" w:ascii="Helvetica" w:hAnsi="Helvetica" w:eastAsia="Helvetica" w:cs="Helvetica"/>
-          <w:color w:val="000000"/>
-          <w:kern w:val="0"/>
-          <w:sz w:val="20"/>
-          <w:szCs w:val="20"/>
-          <w:lang w:val="en-US" w:eastAsia="zh-CN" w:bidi="ar"/>
-        </w:rPr>
-        <w:t xml:space="preserve">lista de parámetros. El compilador decide cuál función ejecutar dependiendo de los argumentos </w:t>
-      </w:r>
-    </w:p>
-    <w:p>
-      <w:pPr>
-        <w:keepNext w:val="0"/>
-        <w:keepLines w:val="0"/>
-        <w:widowControl/>
-        <w:suppressLineNumbers w:val="0"/>
-        <w:jc w:val="left"/>
-      </w:pPr>
-      <w:r>
-        <w:rPr>
-          <w:rFonts w:hint="default" w:ascii="Helvetica" w:hAnsi="Helvetica" w:eastAsia="Helvetica" w:cs="Helvetica"/>
-          <w:color w:val="000000"/>
-          <w:kern w:val="0"/>
-          <w:sz w:val="20"/>
-          <w:szCs w:val="20"/>
-          <w:lang w:val="en-US" w:eastAsia="zh-CN" w:bidi="ar"/>
-        </w:rPr>
-        <w:t>utilizados en la llamada.</w:t>
-      </w:r>
-    </w:p>
-    <w:p>
-      <w:pPr>
-        <w:keepNext w:val="0"/>
-        <w:keepLines w:val="0"/>
-        <w:widowControl/>
-        <w:suppressLineNumbers w:val="0"/>
-        <w:jc w:val="left"/>
-      </w:pPr>
-      <w:r>
-        <w:rPr>
-          <w:rFonts w:hint="default" w:ascii="Helvetica" w:hAnsi="Helvetica" w:eastAsia="Helvetica" w:cs="Helvetica"/>
-          <w:color w:val="000000"/>
-          <w:kern w:val="0"/>
-          <w:sz w:val="20"/>
-          <w:szCs w:val="20"/>
-          <w:lang w:val="en-US" w:eastAsia="zh-CN" w:bidi="ar"/>
-        </w:rPr>
-        <w:t xml:space="preserve">Por ejemplo, si se llama mover() sin parámetros, se ejecuta una versión diferente a cuando se </w:t>
-      </w:r>
-    </w:p>
-    <w:p>
-      <w:pPr>
-        <w:keepNext w:val="0"/>
-        <w:keepLines w:val="0"/>
-        <w:widowControl/>
-        <w:suppressLineNumbers w:val="0"/>
-        <w:jc w:val="left"/>
-      </w:pPr>
-      <w:r>
-        <w:rPr>
-          <w:rFonts w:hint="default" w:ascii="Helvetica" w:hAnsi="Helvetica" w:eastAsia="Helvetica" w:cs="Helvetica"/>
-          <w:color w:val="000000"/>
-          <w:kern w:val="0"/>
-          <w:sz w:val="20"/>
-          <w:szCs w:val="20"/>
-          <w:lang w:val="en-US" w:eastAsia="zh-CN" w:bidi="ar"/>
-        </w:rPr>
-        <w:t>llama mover('w') o mover(5). Esto facilita la reutilización del código y hace el programa más flexible.</w:t>
-      </w:r>
-    </w:p>
-    <w:p>
-      <w:pPr>
-        <w:keepNext w:val="0"/>
-        <w:keepLines w:val="0"/>
-        <w:widowControl/>
-        <w:suppressLineNumbers w:val="0"/>
-        <w:jc w:val="left"/>
-      </w:pPr>
-      <w:r>
-        <w:rPr>
-          <w:rFonts w:hint="default" w:ascii="Helvetica" w:hAnsi="Helvetica" w:eastAsia="Helvetica" w:cs="Helvetica"/>
-          <w:color w:val="000000"/>
-          <w:kern w:val="0"/>
-          <w:sz w:val="20"/>
-          <w:szCs w:val="20"/>
-          <w:lang w:val="en-US" w:eastAsia="zh-CN" w:bidi="ar"/>
-        </w:rPr>
-        <w:t>La sobrecarga de operadores permite redefinir operadores como + y += para que trabajen con</w:t>
-      </w:r>
-      <w:r>
-        <w:rPr>
-          <w:rFonts w:hint="default" w:ascii="Helvetica" w:hAnsi="Helvetica" w:eastAsia="Helvetica" w:cs="Helvetica"/>
-          <w:color w:val="000000"/>
-          <w:kern w:val="0"/>
-          <w:sz w:val="8"/>
-          <w:szCs w:val="8"/>
-          <w:lang w:val="en-US" w:eastAsia="zh-CN" w:bidi="ar"/>
-        </w:rPr>
-        <w:t xml:space="preserve"> </w:t>
-      </w:r>
-    </w:p>
-    <w:p>
-      <w:pPr>
-        <w:keepNext w:val="0"/>
-        <w:keepLines w:val="0"/>
-        <w:widowControl/>
-        <w:suppressLineNumbers w:val="0"/>
-        <w:jc w:val="left"/>
-      </w:pPr>
-      <w:r>
-        <w:rPr>
-          <w:rFonts w:hint="default" w:ascii="Helvetica" w:hAnsi="Helvetica" w:eastAsia="Helvetica" w:cs="Helvetica"/>
-          <w:color w:val="000000"/>
-          <w:kern w:val="0"/>
-          <w:sz w:val="20"/>
-          <w:szCs w:val="20"/>
-          <w:lang w:val="en-US" w:eastAsia="zh-CN" w:bidi="ar"/>
-        </w:rPr>
-        <w:t xml:space="preserve">objetos. En este caso, estos operadores se utilizan para aumentar los puntos del personaje </w:t>
-      </w:r>
-    </w:p>
-    <w:p>
-      <w:pPr>
-        <w:keepNext w:val="0"/>
-        <w:keepLines w:val="0"/>
-        <w:widowControl/>
-        <w:suppressLineNumbers w:val="0"/>
-        <w:jc w:val="left"/>
-      </w:pPr>
-      <w:r>
-        <w:rPr>
-          <w:rFonts w:hint="default" w:ascii="Helvetica" w:hAnsi="Helvetica" w:eastAsia="Helvetica" w:cs="Helvetica"/>
-          <w:color w:val="000000"/>
-          <w:kern w:val="0"/>
-          <w:sz w:val="20"/>
-          <w:szCs w:val="20"/>
-          <w:lang w:val="en-US" w:eastAsia="zh-CN" w:bidi="ar"/>
-        </w:rPr>
-        <w:t>Pacman.</w:t>
-      </w:r>
-    </w:p>
-    <w:p>
-      <w:pPr>
-        <w:jc w:val="center"/>
-        <w:rPr>
-          <w:sz w:val="28"/>
-          <w:szCs w:val="28"/>
-        </w:rPr>
-      </w:pPr>
-    </w:p>
-    <w:p>
-      <w:pPr>
-        <w:keepNext w:val="0"/>
-        <w:keepLines w:val="0"/>
-        <w:widowControl/>
-        <w:suppressLineNumbers w:val="0"/>
-        <w:jc w:val="left"/>
-      </w:pPr>
-      <w:r>
-        <w:rPr>
-          <w:rFonts w:ascii="Helvetica" w:hAnsi="Helvetica" w:eastAsia="Helvetica" w:cs="Helvetica"/>
-          <w:color w:val="000000"/>
-          <w:kern w:val="0"/>
-          <w:sz w:val="20"/>
-          <w:szCs w:val="20"/>
-          <w:lang w:val="en-US" w:eastAsia="zh-CN" w:bidi="ar"/>
-        </w:rPr>
-        <w:t xml:space="preserve">El flujo de información inicia en el main, donde se crean objetos y se llaman métodos. Estos </w:t>
-      </w:r>
-    </w:p>
-    <w:p>
-      <w:pPr>
-        <w:keepNext w:val="0"/>
-        <w:keepLines w:val="0"/>
-        <w:widowControl/>
-        <w:suppressLineNumbers w:val="0"/>
-        <w:jc w:val="left"/>
-      </w:pPr>
-      <w:r>
-        <w:rPr>
-          <w:rFonts w:hint="default" w:ascii="Helvetica" w:hAnsi="Helvetica" w:eastAsia="Helvetica" w:cs="Helvetica"/>
-          <w:color w:val="000000"/>
-          <w:kern w:val="0"/>
-          <w:sz w:val="20"/>
-          <w:szCs w:val="20"/>
-          <w:lang w:val="en-US" w:eastAsia="zh-CN" w:bidi="ar"/>
-        </w:rPr>
-        <w:t>métodos modifican los atributos del objeto (posición, puntos), y los cambios se reflejan en la salida</w:t>
-      </w:r>
-      <w:r>
-        <w:rPr>
-          <w:rFonts w:hint="default" w:ascii="Helvetica" w:hAnsi="Helvetica" w:eastAsia="Helvetica" w:cs="Helvetica"/>
-          <w:color w:val="000000"/>
-          <w:kern w:val="0"/>
-          <w:sz w:val="8"/>
-          <w:szCs w:val="8"/>
-          <w:lang w:val="en-US" w:eastAsia="zh-CN" w:bidi="ar"/>
-        </w:rPr>
-        <w:t xml:space="preserve"> </w:t>
-      </w:r>
-    </w:p>
-    <w:p>
-      <w:pPr>
-        <w:keepNext w:val="0"/>
-        <w:keepLines w:val="0"/>
-        <w:widowControl/>
-        <w:suppressLineNumbers w:val="0"/>
-        <w:jc w:val="left"/>
-      </w:pPr>
-      <w:r>
-        <w:rPr>
-          <w:rFonts w:hint="default" w:ascii="Helvetica" w:hAnsi="Helvetica" w:eastAsia="Helvetica" w:cs="Helvetica"/>
-          <w:color w:val="000000"/>
-          <w:kern w:val="0"/>
-          <w:sz w:val="20"/>
-          <w:szCs w:val="20"/>
-          <w:lang w:val="en-US" w:eastAsia="zh-CN" w:bidi="ar"/>
-        </w:rPr>
-        <w:t>del programa.</w:t>
-      </w:r>
-    </w:p>
-    <w:p>
-      <w:pPr>
-        <w:keepNext w:val="0"/>
-        <w:keepLines w:val="0"/>
-        <w:widowControl/>
-        <w:suppressLineNumbers w:val="0"/>
-        <w:jc w:val="left"/>
-      </w:pPr>
-      <w:r>
-        <w:rPr>
-          <w:rFonts w:ascii="Helvetica-Bold" w:hAnsi="Helvetica-Bold" w:eastAsia="Helvetica-Bold" w:cs="Helvetica-Bold"/>
-          <w:b/>
-          <w:bCs/>
-          <w:color w:val="000000"/>
-          <w:kern w:val="0"/>
-          <w:sz w:val="28"/>
-          <w:szCs w:val="28"/>
-          <w:lang w:val="en-US" w:eastAsia="zh-CN" w:bidi="ar"/>
-        </w:rPr>
-        <w:t>Conclusiones</w:t>
-      </w:r>
-    </w:p>
-    <w:p>
-      <w:pPr>
-        <w:pStyle w:val="5"/>
-        <w:keepNext w:val="0"/>
-        <w:keepLines w:val="0"/>
-        <w:widowControl/>
-        <w:suppressLineNumbers w:val="0"/>
-      </w:pPr>
-      <w:r>
-        <w:t>En esta práctica se logró comprender el uso de la sobrecarga de métodos y operadores en C++, lo cual permite que una misma función o símbolo tenga diferentes comportamientos dependiendo de cómo se utilice. A través del programa del personaje tipo Pacman, se observó cómo los métodos pueden adaptarse según los parámetros recibidos, facilitando la reutilización del código y haciendo más eficiente la programación.</w:t>
-      </w:r>
-    </w:p>
-    <w:p>
-      <w:pPr>
-        <w:pStyle w:val="5"/>
-        <w:keepNext w:val="0"/>
-        <w:keepLines w:val="0"/>
-        <w:widowControl/>
-        <w:suppressLineNumbers w:val="0"/>
-      </w:pPr>
-      <w:r>
-        <w:t xml:space="preserve">Además, se analizó la sobrecarga de operadores como </w:t>
-      </w:r>
-      <w:r>
-        <w:rPr>
-          <w:rStyle w:val="4"/>
-        </w:rPr>
-        <w:t>+</w:t>
-      </w:r>
-      <w:r>
-        <w:t xml:space="preserve"> y </w:t>
-      </w:r>
-      <w:r>
-        <w:rPr>
-          <w:rStyle w:val="4"/>
-        </w:rPr>
-        <w:t>+=</w:t>
-      </w:r>
-      <w:r>
-        <w:t>, entendiendo cómo estos pueden ser redefinidos para modificar directamente el estado de un objeto, en este caso los puntos del personaje. Esto ayuda a que el código sea más intuitivo y fácil de leer.</w:t>
-      </w:r>
-    </w:p>
-    <w:p>
-      <w:pPr>
-        <w:pStyle w:val="5"/>
-        <w:keepNext w:val="0"/>
-        <w:keepLines w:val="0"/>
-        <w:widowControl/>
-        <w:suppressLineNumbers w:val="0"/>
-      </w:pPr>
-      <w:r>
-        <w:t>Durante el desarrollo, se pudo identificar cómo fluye la información desde el programa principal hacia los métodos de la clase, y cómo cada acción afecta los atributos del objeto. También se reforzó la importancia de organizar el código en diferentes archivos para una mejor estructura.</w:t>
-      </w:r>
-    </w:p>
-    <w:p>
-      <w:pPr>
-        <w:pStyle w:val="5"/>
-        <w:keepNext w:val="0"/>
-        <w:keepLines w:val="0"/>
-        <w:widowControl/>
-        <w:suppressLineNumbers w:val="0"/>
-      </w:pPr>
-      <w:r>
-        <w:t>En conclusión, esta práctica permitió fortalecer los conocimientos de programación orientada a objetos, destacando la importancia de la sobrecarga como una herramienta clave para crear programas más flexibles, claros y reutilizables en situaciones reales.</w:t>
-      </w:r>
-    </w:p>
-    <w:p>
-      <w:pPr>
-        <w:keepNext w:val="0"/>
-        <w:keepLines w:val="0"/>
-        <w:widowControl/>
-        <w:suppressLineNumbers w:val="0"/>
-        <w:jc w:val="left"/>
-        <w:rPr>
-          <w:rFonts w:hint="default" w:ascii="Helvetica-Bold" w:hAnsi="Helvetica-Bold" w:eastAsia="Helvetica-Bold" w:cs="Helvetica-Bold"/>
-          <w:b/>
-          <w:bCs/>
-          <w:color w:val="000000"/>
-          <w:kern w:val="0"/>
-          <w:sz w:val="28"/>
-          <w:szCs w:val="28"/>
-          <w:lang w:val="en-US" w:eastAsia="zh-CN" w:bidi="ar"/>
-        </w:rPr>
-      </w:pPr>
-      <w:bookmarkStart w:id="0" w:name="_GoBack"/>
-      <w:bookmarkEnd w:id="0"/>
       <w:r>
         <w:rPr>
           <w:rFonts w:hint="default" w:ascii="Helvetica-Bold" w:hAnsi="Helvetica-Bold" w:eastAsia="Helvetica-Bold" w:cs="Helvetica-Bold"/>
@@ -1637,7 +2915,7 @@
     <w:lsdException w:unhideWhenUsed="0" w:uiPriority="0" w:semiHidden="0" w:name="HTML Acronym"/>
     <w:lsdException w:unhideWhenUsed="0" w:uiPriority="0" w:semiHidden="0" w:name="HTML Address"/>
     <w:lsdException w:unhideWhenUsed="0" w:uiPriority="0" w:semiHidden="0" w:name="HTML Cite"/>
-    <w:lsdException w:unhideWhenUsed="0" w:uiPriority="0" w:semiHidden="0" w:name="HTML Code"/>
+    <w:lsdException w:qFormat="1" w:unhideWhenUsed="0" w:uiPriority="0" w:semiHidden="0" w:name="HTML Code"/>
     <w:lsdException w:unhideWhenUsed="0" w:uiPriority="0" w:semiHidden="0" w:name="HTML Definition"/>
     <w:lsdException w:unhideWhenUsed="0" w:uiPriority="0" w:semiHidden="0" w:name="HTML Keyboard"/>
     <w:lsdException w:unhideWhenUsed="0" w:uiPriority="0" w:semiHidden="0" w:name="HTML Preformatted"/>
@@ -1701,13 +2979,57 @@
       <w:lang w:val="en-US" w:eastAsia="zh-CN" w:bidi="ar-SA"/>
     </w:rPr>
   </w:style>
-  <w:style w:type="character" w:default="1" w:styleId="2">
+  <w:style w:type="paragraph" w:styleId="2">
+    <w:name w:val="heading 2"/>
+    <w:next w:val="1"/>
+    <w:semiHidden/>
+    <w:unhideWhenUsed/>
+    <w:qFormat/>
+    <w:uiPriority w:val="0"/>
+    <w:pPr>
+      <w:spacing w:before="0" w:beforeAutospacing="1" w:after="0" w:afterAutospacing="1"/>
+      <w:jc w:val="left"/>
+    </w:pPr>
+    <w:rPr>
+      <w:rFonts w:hint="eastAsia" w:ascii="SimSun" w:hAnsi="SimSun" w:eastAsia="SimSun" w:cs="SimSun"/>
+      <w:b/>
+      <w:bCs/>
+      <w:i/>
+      <w:iCs/>
+      <w:kern w:val="0"/>
+      <w:sz w:val="36"/>
+      <w:szCs w:val="36"/>
+      <w:lang w:val="en-US" w:eastAsia="zh-CN" w:bidi="ar"/>
+    </w:rPr>
+  </w:style>
+  <w:style w:type="paragraph" w:styleId="3">
+    <w:name w:val="heading 3"/>
+    <w:next w:val="1"/>
+    <w:semiHidden/>
+    <w:unhideWhenUsed/>
+    <w:qFormat/>
+    <w:uiPriority w:val="0"/>
+    <w:pPr>
+      <w:spacing w:before="0" w:beforeAutospacing="1" w:after="0" w:afterAutospacing="1"/>
+      <w:jc w:val="left"/>
+    </w:pPr>
+    <w:rPr>
+      <w:rFonts w:hint="eastAsia" w:ascii="SimSun" w:hAnsi="SimSun" w:eastAsia="SimSun" w:cs="SimSun"/>
+      <w:b/>
+      <w:bCs/>
+      <w:kern w:val="0"/>
+      <w:sz w:val="27"/>
+      <w:szCs w:val="27"/>
+      <w:lang w:val="en-US" w:eastAsia="zh-CN" w:bidi="ar"/>
+    </w:rPr>
+  </w:style>
+  <w:style w:type="character" w:default="1" w:styleId="4">
     <w:name w:val="Default Paragraph Font"/>
     <w:semiHidden/>
     <w:qFormat/>
     <w:uiPriority w:val="0"/>
   </w:style>
-  <w:style w:type="table" w:default="1" w:styleId="3">
+  <w:style w:type="table" w:default="1" w:styleId="5">
     <w:name w:val="Normal Table"/>
     <w:semiHidden/>
     <w:qFormat/>
@@ -1721,9 +3043,10 @@
       </w:tblCellMar>
     </w:tblPr>
   </w:style>
-  <w:style w:type="character" w:styleId="4">
+  <w:style w:type="character" w:styleId="6">
     <w:name w:val="HTML Code"/>
-    <w:basedOn w:val="2"/>
+    <w:basedOn w:val="4"/>
+    <w:qFormat/>
     <w:uiPriority w:val="0"/>
     <w:rPr>
       <w:rFonts w:ascii="Courier New" w:hAnsi="Courier New" w:cs="Courier New"/>
@@ -1731,7 +3054,17 @@
       <w:szCs w:val="20"/>
     </w:rPr>
   </w:style>
-  <w:style w:type="paragraph" w:styleId="5">
+  <w:style w:type="character" w:styleId="7">
+    <w:name w:val="Strong"/>
+    <w:basedOn w:val="4"/>
+    <w:qFormat/>
+    <w:uiPriority w:val="0"/>
+    <w:rPr>
+      <w:b/>
+      <w:bCs/>
+    </w:rPr>
+  </w:style>
+  <w:style w:type="paragraph" w:styleId="8">
     <w:name w:val="Normal (Web)"/>
     <w:uiPriority w:val="0"/>
     <w:pPr>
@@ -1740,6 +3073,7 @@
       <w:jc w:val="left"/>
     </w:pPr>
     <w:rPr>
+      <w:rFonts w:ascii="Times New Roman" w:hAnsi="Times New Roman" w:eastAsia="SimSun" w:cs="Times New Roman"/>
       <w:kern w:val="0"/>
       <w:sz w:val="24"/>
       <w:szCs w:val="24"/>
